--- a/docs/INTEGRATION.docx
+++ b/docs/INTEGRATION.docx
@@ -10,57 +10,7 @@
         <w:t xml:space="preserve">Herald</w:t>
       </w:r>
     </w:p>
-    <w:p>
-      <w:pPr>
-        <w:pStyle w:val="FirstParagraph"/>
-      </w:pPr>
-      <w:r>
-        <w:drawing>
-          <wp:inline>
-            <wp:extent cx="1625600" cy="1625600"/>
-            <wp:effectExtent b="0" l="0" r="0" t="0"/>
-            <wp:docPr descr="Herald" title="" id="10" name="Picture"/>
-            <a:graphic>
-              <a:graphicData uri="http://schemas.openxmlformats.org/drawingml/2006/picture">
-                <pic:pic>
-                  <pic:nvPicPr>
-                    <pic:cNvPr descr="../assets/logo/herald_logo_square_128.png" id="11" name="Picture"/>
-                    <pic:cNvPicPr>
-                      <a:picLocks noChangeArrowheads="1" noChangeAspect="1"/>
-                    </pic:cNvPicPr>
-                  </pic:nvPicPr>
-                  <pic:blipFill>
-                    <a:blip r:embed="rId9"/>
-                    <a:stretch>
-                      <a:fillRect/>
-                    </a:stretch>
-                  </pic:blipFill>
-                  <pic:spPr bwMode="auto">
-                    <a:xfrm>
-                      <a:off x="0" y="0"/>
-                      <a:ext cx="1625600" cy="1625600"/>
-                    </a:xfrm>
-                    <a:prstGeom prst="rect">
-                      <a:avLst/>
-                    </a:prstGeom>
-                    <a:noFill/>
-                    <a:ln w="9525">
-                      <a:noFill/>
-                      <a:headEnd/>
-                      <a:tailEnd/>
-                    </a:ln>
-                  </pic:spPr>
-                </pic:pic>
-              </a:graphicData>
-            </a:graphic>
-          </wp:inline>
-        </w:drawing>
-      </w:r>
-      <w:r>
-        <w:t xml:space="preserve">{width=96px height=96px}</w:t>
-      </w:r>
-    </w:p>
-    <w:bookmarkStart w:id="28" w:name="herald--integration-guide"/>
+    <w:bookmarkStart w:id="25" w:name="herald--integration-guide"/>
     <w:p>
       <w:pPr>
         <w:pStyle w:val="Heading1"/>
@@ -371,7 +321,7 @@
         </w:tc>
       </w:tr>
     </w:tbl>
-    <w:bookmarkStart w:id="12" w:name="table-of-contents"/>
+    <w:bookmarkStart w:id="9" w:name="table-of-contents"/>
     <w:p>
       <w:pPr>
         <w:pStyle w:val="Heading2"/>
@@ -637,8 +587,8 @@
         </w:pict>
       </w:r>
     </w:p>
-    <w:bookmarkEnd w:id="12"/>
-    <w:bookmarkStart w:id="13" w:name="X1a4a8a869c4f2e150d0fe692ed1c014c3920556"/>
+    <w:bookmarkEnd w:id="9"/>
+    <w:bookmarkStart w:id="10" w:name="X1a4a8a869c4f2e150d0fe692ed1c014c3920556"/>
     <w:p>
       <w:pPr>
         <w:pStyle w:val="Heading2"/>
@@ -1339,8 +1289,8 @@
         </w:pict>
       </w:r>
     </w:p>
-    <w:bookmarkEnd w:id="13"/>
-    <w:bookmarkStart w:id="14" w:name="X90e929d3c876b514d121d9601670ecca39e7803"/>
+    <w:bookmarkEnd w:id="10"/>
+    <w:bookmarkStart w:id="11" w:name="X90e929d3c876b514d121d9601670ecca39e7803"/>
     <w:p>
       <w:pPr>
         <w:pStyle w:val="Heading2"/>
@@ -1901,8 +1851,8 @@
         </w:pict>
       </w:r>
     </w:p>
-    <w:bookmarkEnd w:id="14"/>
-    <w:bookmarkStart w:id="15" w:name="Xc9cd11dd0b33c382792d030f1acd809ff3f9188"/>
+    <w:bookmarkEnd w:id="11"/>
+    <w:bookmarkStart w:id="12" w:name="Xc9cd11dd0b33c382792d030f1acd809ff3f9188"/>
     <w:p>
       <w:pPr>
         <w:pStyle w:val="Heading2"/>
@@ -2227,8 +2177,8 @@
         </w:pict>
       </w:r>
     </w:p>
-    <w:bookmarkEnd w:id="15"/>
-    <w:bookmarkStart w:id="16" w:name="Xf48cc0590777cc3cb2739d87f54baa8505474ab"/>
+    <w:bookmarkEnd w:id="12"/>
+    <w:bookmarkStart w:id="13" w:name="Xf48cc0590777cc3cb2739d87f54baa8505474ab"/>
     <w:p>
       <w:pPr>
         <w:pStyle w:val="Heading2"/>
@@ -2705,8 +2655,8 @@
         </w:pict>
       </w:r>
     </w:p>
-    <w:bookmarkEnd w:id="16"/>
-    <w:bookmarkStart w:id="17" w:name="X6039bcf169f44f0429520daf1ccef82b837aad4"/>
+    <w:bookmarkEnd w:id="13"/>
+    <w:bookmarkStart w:id="14" w:name="X6039bcf169f44f0429520daf1ccef82b837aad4"/>
     <w:p>
       <w:pPr>
         <w:pStyle w:val="Heading2"/>
@@ -3263,8 +3213,8 @@
         </w:pict>
       </w:r>
     </w:p>
-    <w:bookmarkEnd w:id="17"/>
-    <w:bookmarkStart w:id="18" w:name="Xc94786b214f3a23d10d9cfb971ebade6af883ec"/>
+    <w:bookmarkEnd w:id="14"/>
+    <w:bookmarkStart w:id="15" w:name="Xc94786b214f3a23d10d9cfb971ebade6af883ec"/>
     <w:p>
       <w:pPr>
         <w:pStyle w:val="Heading2"/>
@@ -3856,8 +3806,8 @@
         </w:pict>
       </w:r>
     </w:p>
-    <w:bookmarkEnd w:id="18"/>
-    <w:bookmarkStart w:id="19" w:name="Xdf3db7f527c4e511fe87463d0f2e8e1f6767d05"/>
+    <w:bookmarkEnd w:id="15"/>
+    <w:bookmarkStart w:id="16" w:name="Xdf3db7f527c4e511fe87463d0f2e8e1f6767d05"/>
     <w:p>
       <w:pPr>
         <w:pStyle w:val="Heading2"/>
@@ -4341,8 +4291,8 @@
         </w:pict>
       </w:r>
     </w:p>
-    <w:bookmarkEnd w:id="19"/>
-    <w:bookmarkStart w:id="20" w:name="Xdaca685e81167cca5ba346ac5ce36c8045744d2"/>
+    <w:bookmarkEnd w:id="16"/>
+    <w:bookmarkStart w:id="17" w:name="Xdaca685e81167cca5ba346ac5ce36c8045744d2"/>
     <w:p>
       <w:pPr>
         <w:pStyle w:val="Heading2"/>
@@ -5684,8 +5634,8 @@
         </w:pict>
       </w:r>
     </w:p>
-    <w:bookmarkEnd w:id="20"/>
-    <w:bookmarkStart w:id="21" w:name="X069e60bd4d5528c7d4dfa4debd65d654ad525dc"/>
+    <w:bookmarkEnd w:id="17"/>
+    <w:bookmarkStart w:id="18" w:name="X069e60bd4d5528c7d4dfa4debd65d654ad525dc"/>
     <w:p>
       <w:pPr>
         <w:pStyle w:val="Heading2"/>
@@ -6126,8 +6076,8 @@
         </w:pict>
       </w:r>
     </w:p>
-    <w:bookmarkEnd w:id="21"/>
-    <w:bookmarkStart w:id="22" w:name="Xe6390cb7744d387619e83a876ed8fad07dd6054"/>
+    <w:bookmarkEnd w:id="18"/>
+    <w:bookmarkStart w:id="19" w:name="Xe6390cb7744d387619e83a876ed8fad07dd6054"/>
     <w:p>
       <w:pPr>
         <w:pStyle w:val="Heading2"/>
@@ -6648,8 +6598,8 @@
         </w:pict>
       </w:r>
     </w:p>
-    <w:bookmarkEnd w:id="22"/>
-    <w:bookmarkStart w:id="23" w:name="Xd9e52389dfbb4b197d8401667ba1da8754bbd24"/>
+    <w:bookmarkEnd w:id="19"/>
+    <w:bookmarkStart w:id="20" w:name="Xd9e52389dfbb4b197d8401667ba1da8754bbd24"/>
     <w:p>
       <w:pPr>
         <w:pStyle w:val="Heading2"/>
@@ -6935,8 +6885,8 @@
         </w:pict>
       </w:r>
     </w:p>
-    <w:bookmarkEnd w:id="23"/>
-    <w:bookmarkStart w:id="24" w:name="Xe308091aa19f684c4575bc692646ad4cc8c515f"/>
+    <w:bookmarkEnd w:id="20"/>
+    <w:bookmarkStart w:id="21" w:name="Xe308091aa19f684c4575bc692646ad4cc8c515f"/>
     <w:p>
       <w:pPr>
         <w:pStyle w:val="Heading2"/>
@@ -7338,8 +7288,8 @@
         </w:pict>
       </w:r>
     </w:p>
-    <w:bookmarkEnd w:id="24"/>
-    <w:bookmarkStart w:id="25" w:name="X0190460303b275610bec12c118a96885943298f"/>
+    <w:bookmarkEnd w:id="21"/>
+    <w:bookmarkStart w:id="22" w:name="X0190460303b275610bec12c118a96885943298f"/>
     <w:p>
       <w:pPr>
         <w:pStyle w:val="Heading2"/>
@@ -7611,8 +7561,8 @@
         </w:pict>
       </w:r>
     </w:p>
-    <w:bookmarkEnd w:id="25"/>
-    <w:bookmarkStart w:id="26" w:name="X023cd97a7ee135742418b92e0aae04cad749920"/>
+    <w:bookmarkEnd w:id="22"/>
+    <w:bookmarkStart w:id="23" w:name="X023cd97a7ee135742418b92e0aae04cad749920"/>
     <w:p>
       <w:pPr>
         <w:pStyle w:val="Heading2"/>
@@ -7907,8 +7857,8 @@
         </w:pict>
       </w:r>
     </w:p>
-    <w:bookmarkEnd w:id="26"/>
-    <w:bookmarkStart w:id="27" w:name="quick-checklist-for-a-fresh-integration"/>
+    <w:bookmarkEnd w:id="23"/>
+    <w:bookmarkStart w:id="24" w:name="quick-checklist-for-a-fresh-integration"/>
     <w:p>
       <w:pPr>
         <w:pStyle w:val="Heading2"/>
@@ -8193,8 +8143,8 @@
         <w:t xml:space="preserve">Multi-mirror push works from the consuming project's local clone (if you have write access)</w:t>
       </w:r>
     </w:p>
-    <w:bookmarkEnd w:id="27"/>
-    <w:bookmarkEnd w:id="28"/>
+    <w:bookmarkEnd w:id="24"/>
+    <w:bookmarkEnd w:id="25"/>
     <w:sectPr>
       <w:footnotePr>
         <w:numRestart w:val="eachSect"/>

--- a/docs/INTEGRATION.docx
+++ b/docs/INTEGRATION.docx
@@ -10,7 +10,7 @@
         <w:t xml:space="preserve">Herald</w:t>
       </w:r>
     </w:p>
-    <w:bookmarkStart w:id="25" w:name="herald--integration-guide"/>
+    <w:bookmarkStart w:id="31" w:name="herald--integration-guide"/>
     <w:p>
       <w:pPr>
         <w:pStyle w:val="Heading1"/>
@@ -8143,8 +8143,662 @@
         <w:t xml:space="preserve">Multi-mirror push works from the consuming project's local clone (if you have write access)</w:t>
       </w:r>
     </w:p>
+    <w:p>
+      <w:r>
+        <w:pict>
+          <v:rect style="width:0;height:1.5pt" o:hralign="center" o:hrstd="t" o:hr="t"/>
+        </w:pict>
+      </w:r>
+    </w:p>
     <w:bookmarkEnd w:id="24"/>
-    <w:bookmarkEnd w:id="25"/>
+    <w:bookmarkStart w:id="30" w:name="sources-verified"/>
+    <w:p>
+      <w:pPr>
+        <w:pStyle w:val="Heading2"/>
+      </w:pPr>
+      <w:r>
+        <w:t xml:space="preserve">Sources verified</w:t>
+      </w:r>
+    </w:p>
+    <w:p>
+      <w:pPr>
+        <w:pStyle w:val="FirstParagraph"/>
+      </w:pPr>
+      <w:r>
+        <w:t xml:space="preserve">Per HelixConstitution §11.4.99 + Herald §108.n (Latest-Source Documentation Cross-Reference Mandate). Every operator-facing instruction in this document was cross-referenced against the LATEST official online documentation of the relevant service before publication.</w:t>
+      </w:r>
+    </w:p>
+    <w:p>
+      <w:pPr>
+        <w:pStyle w:val="BodyText"/>
+      </w:pPr>
+      <w:r>
+        <w:rPr>
+          <w:b/>
+          <w:bCs/>
+        </w:rPr>
+        <w:t xml:space="preserve">Last verified:</w:t>
+      </w:r>
+      <w:r>
+        <w:t xml:space="preserve"> </w:t>
+      </w:r>
+      <w:r>
+        <w:t xml:space="preserve">2026-05-28</w:t>
+      </w:r>
+    </w:p>
+    <w:tbl>
+      <w:tblPr>
+        <w:tblStyle w:val="Table"/>
+        <w:tblW w:type="auto" w:w="0"/>
+        <w:tblLook w:firstRow="1" w:lastRow="0" w:firstColumn="0" w:lastColumn="0" w:noHBand="0" w:noVBand="0" w:val="0020"/>
+      </w:tblPr>
+      <w:tblGrid>
+        <w:gridCol w:w="2640"/>
+        <w:gridCol w:w="2640"/>
+        <w:gridCol w:w="2640"/>
+      </w:tblGrid>
+      <w:tr>
+        <w:trPr>
+          <w:tblHeader w:val="on"/>
+        </w:trPr>
+        <w:tc>
+          <w:tcPr/>
+          <w:p>
+            <w:pPr>
+              <w:pStyle w:val="Compact"/>
+            </w:pPr>
+            <w:r>
+              <w:t xml:space="preserve">Source</w:t>
+            </w:r>
+          </w:p>
+        </w:tc>
+        <w:tc>
+          <w:tcPr/>
+          <w:p>
+            <w:pPr>
+              <w:pStyle w:val="Compact"/>
+            </w:pPr>
+            <w:r>
+              <w:t xml:space="preserve">URL / path</w:t>
+            </w:r>
+          </w:p>
+        </w:tc>
+        <w:tc>
+          <w:tcPr/>
+          <w:p>
+            <w:pPr>
+              <w:pStyle w:val="Compact"/>
+            </w:pPr>
+            <w:r>
+              <w:t xml:space="preserve">Authored / verified</w:t>
+            </w:r>
+          </w:p>
+        </w:tc>
+      </w:tr>
+      <w:tr>
+        <w:tc>
+          <w:tcPr/>
+          <w:p>
+            <w:pPr>
+              <w:pStyle w:val="Compact"/>
+            </w:pPr>
+            <w:r>
+              <w:t xml:space="preserve">Telegram official Bot API documentation</w:t>
+            </w:r>
+          </w:p>
+        </w:tc>
+        <w:tc>
+          <w:tcPr/>
+          <w:p>
+            <w:pPr>
+              <w:pStyle w:val="Compact"/>
+            </w:pPr>
+            <w:hyperlink r:id="rId25">
+              <w:r>
+                <w:rPr>
+                  <w:rStyle w:val="Hyperlink"/>
+                </w:rPr>
+                <w:t xml:space="preserve">https://core.telegram.org/bots/api</w:t>
+              </w:r>
+            </w:hyperlink>
+          </w:p>
+        </w:tc>
+        <w:tc>
+          <w:tcPr/>
+          <w:p>
+            <w:pPr>
+              <w:pStyle w:val="Compact"/>
+            </w:pPr>
+            <w:r>
+              <w:t xml:space="preserve">§5 (</w:t>
+            </w:r>
+            <w:r>
+              <w:rPr>
+                <w:rStyle w:val="VerbatimChar"/>
+              </w:rPr>
+              <w:t xml:space="preserve">pherald wizard credentials telegram</w:t>
+            </w:r>
+            <w:r>
+              <w:t xml:space="preserve"> </w:t>
+            </w:r>
+            <w:r>
+              <w:t xml:space="preserve">validation against</w:t>
+            </w:r>
+            <w:r>
+              <w:t xml:space="preserve"> </w:t>
+            </w:r>
+            <w:r>
+              <w:rPr>
+                <w:rStyle w:val="VerbatimChar"/>
+              </w:rPr>
+              <w:t xml:space="preserve">getMe</w:t>
+            </w:r>
+            <w:r>
+              <w:t xml:space="preserve">); §1 (Telegram appears in the live-channels list); §10 (Telegram-side delivery verification — operator's chat receives the message); the §11.4-anti-bluff invariant that</w:t>
+            </w:r>
+            <w:r>
+              <w:t xml:space="preserve"> </w:t>
+            </w:r>
+            <w:r>
+              <w:rPr>
+                <w:rStyle w:val="VerbatimChar"/>
+              </w:rPr>
+              <w:t xml:space="preserve">outbound_delivery_evidence.channel_message_id</w:t>
+            </w:r>
+            <w:r>
+              <w:t xml:space="preserve"> </w:t>
+            </w:r>
+            <w:r>
+              <w:t xml:space="preserve">MUST equal the Telegram-side</w:t>
+            </w:r>
+            <w:r>
+              <w:t xml:space="preserve"> </w:t>
+            </w:r>
+            <w:r>
+              <w:rPr>
+                <w:rStyle w:val="VerbatimChar"/>
+              </w:rPr>
+              <w:t xml:space="preserve">MessageID</w:t>
+            </w:r>
+            <w:r>
+              <w:t xml:space="preserve"> </w:t>
+            </w:r>
+            <w:r>
+              <w:t xml:space="preserve">(not a Herald UUID).</w:t>
+            </w:r>
+          </w:p>
+        </w:tc>
+      </w:tr>
+      <w:tr>
+        <w:tc>
+          <w:tcPr/>
+          <w:p>
+            <w:pPr>
+              <w:pStyle w:val="Compact"/>
+            </w:pPr>
+            <w:r>
+              <w:t xml:space="preserve">CloudEvents v1.0 spec</w:t>
+            </w:r>
+          </w:p>
+        </w:tc>
+        <w:tc>
+          <w:tcPr/>
+          <w:p>
+            <w:pPr>
+              <w:pStyle w:val="Compact"/>
+            </w:pPr>
+            <w:hyperlink r:id="rId26">
+              <w:r>
+                <w:rPr>
+                  <w:rStyle w:val="Hyperlink"/>
+                </w:rPr>
+                <w:t xml:space="preserve">https://github.com/cloudevents/spec/blob/v1.0.2/cloudevents/spec.md</w:t>
+              </w:r>
+            </w:hyperlink>
+          </w:p>
+        </w:tc>
+        <w:tc>
+          <w:tcPr/>
+          <w:p>
+            <w:pPr>
+              <w:pStyle w:val="Compact"/>
+            </w:pPr>
+            <w:r>
+              <w:t xml:space="preserve">§1 (</w:t>
+            </w:r>
+            <w:r>
+              <w:rPr>
+                <w:rStyle w:val="VerbatimChar"/>
+              </w:rPr>
+              <w:t xml:space="preserve">POST /v1/events</w:t>
+            </w:r>
+            <w:r>
+              <w:t xml:space="preserve"> </w:t>
+            </w:r>
+            <w:r>
+              <w:t xml:space="preserve">accepts CloudEvents); §8 (CloudEvents envelope shape in the first POST example); §10 (the inbound contract for every flavor); §11 (consumer-side CloudEvents emission).</w:t>
+            </w:r>
+          </w:p>
+        </w:tc>
+      </w:tr>
+      <w:tr>
+        <w:tc>
+          <w:tcPr/>
+          <w:p>
+            <w:pPr>
+              <w:pStyle w:val="Compact"/>
+            </w:pPr>
+            <w:r>
+              <w:t xml:space="preserve">PostgreSQL official documentation</w:t>
+            </w:r>
+          </w:p>
+        </w:tc>
+        <w:tc>
+          <w:tcPr/>
+          <w:p>
+            <w:pPr>
+              <w:pStyle w:val="Compact"/>
+            </w:pPr>
+            <w:hyperlink r:id="rId27">
+              <w:r>
+                <w:rPr>
+                  <w:rStyle w:val="Hyperlink"/>
+                </w:rPr>
+                <w:t xml:space="preserve">https://www.postgresql.org/docs/15/</w:t>
+              </w:r>
+            </w:hyperlink>
+          </w:p>
+        </w:tc>
+        <w:tc>
+          <w:tcPr/>
+          <w:p>
+            <w:pPr>
+              <w:pStyle w:val="Compact"/>
+            </w:pPr>
+            <w:r>
+              <w:t xml:space="preserve">§2 prerequisite (</w:t>
+            </w:r>
+            <w:r>
+              <w:rPr>
+                <w:rStyle w:val="VerbatimChar"/>
+              </w:rPr>
+              <w:t xml:space="preserve">Postgres 15+</w:t>
+            </w:r>
+            <w:r>
+              <w:t xml:space="preserve">); §6 migration semantics (</w:t>
+            </w:r>
+            <w:r>
+              <w:rPr>
+                <w:rStyle w:val="VerbatimChar"/>
+              </w:rPr>
+              <w:t xml:space="preserve">000001..000012</w:t>
+            </w:r>
+            <w:r>
+              <w:t xml:space="preserve"> </w:t>
+            </w:r>
+            <w:r>
+              <w:t xml:space="preserve">schema versions; RLS-enforced;</w:t>
+            </w:r>
+            <w:r>
+              <w:t xml:space="preserve"> </w:t>
+            </w:r>
+            <w:r>
+              <w:rPr>
+                <w:rStyle w:val="VerbatimChar"/>
+              </w:rPr>
+              <w:t xml:space="preserve">app.current_tenant_id</w:t>
+            </w:r>
+            <w:r>
+              <w:t xml:space="preserve"> </w:t>
+            </w:r>
+            <w:r>
+              <w:t xml:space="preserve">GUC).</w:t>
+            </w:r>
+          </w:p>
+        </w:tc>
+      </w:tr>
+      <w:tr>
+        <w:tc>
+          <w:tcPr/>
+          <w:p>
+            <w:pPr>
+              <w:pStyle w:val="Compact"/>
+            </w:pPr>
+            <w:r>
+              <w:t xml:space="preserve">Redis official documentation</w:t>
+            </w:r>
+          </w:p>
+        </w:tc>
+        <w:tc>
+          <w:tcPr/>
+          <w:p>
+            <w:pPr>
+              <w:pStyle w:val="Compact"/>
+            </w:pPr>
+            <w:hyperlink r:id="rId28">
+              <w:r>
+                <w:rPr>
+                  <w:rStyle w:val="Hyperlink"/>
+                </w:rPr>
+                <w:t xml:space="preserve">https://redis.io/docs/</w:t>
+              </w:r>
+            </w:hyperlink>
+          </w:p>
+        </w:tc>
+        <w:tc>
+          <w:tcPr/>
+          <w:p>
+            <w:pPr>
+              <w:pStyle w:val="Compact"/>
+            </w:pPr>
+            <w:r>
+              <w:t xml:space="preserve">§2 prerequisite (</w:t>
+            </w:r>
+            <w:r>
+              <w:rPr>
+                <w:rStyle w:val="VerbatimChar"/>
+              </w:rPr>
+              <w:t xml:space="preserve">Redis 7+</w:t>
+            </w:r>
+            <w:r>
+              <w:t xml:space="preserve">); §6 (hot idempotency cache 24h SETNX TTL; JWKS cache 5 min default).</w:t>
+            </w:r>
+          </w:p>
+        </w:tc>
+      </w:tr>
+      <w:tr>
+        <w:tc>
+          <w:tcPr/>
+          <w:p>
+            <w:pPr>
+              <w:pStyle w:val="Compact"/>
+            </w:pPr>
+            <w:r>
+              <w:t xml:space="preserve">Anthropic — Claude Code documentation</w:t>
+            </w:r>
+          </w:p>
+        </w:tc>
+        <w:tc>
+          <w:tcPr/>
+          <w:p>
+            <w:pPr>
+              <w:pStyle w:val="Compact"/>
+            </w:pPr>
+            <w:hyperlink r:id="rId29">
+              <w:r>
+                <w:rPr>
+                  <w:rStyle w:val="Hyperlink"/>
+                </w:rPr>
+                <w:t xml:space="preserve">https://docs.anthropic.com/claude-code</w:t>
+              </w:r>
+            </w:hyperlink>
+          </w:p>
+        </w:tc>
+        <w:tc>
+          <w:tcPr/>
+          <w:p>
+            <w:pPr>
+              <w:pStyle w:val="Compact"/>
+            </w:pPr>
+            <w:r>
+              <w:t xml:space="preserve">§2 optional dependency (</w:t>
+            </w:r>
+            <w:r>
+              <w:rPr>
+                <w:rStyle w:val="VerbatimChar"/>
+              </w:rPr>
+              <w:t xml:space="preserve">claude</w:t>
+            </w:r>
+            <w:r>
+              <w:t xml:space="preserve"> </w:t>
+            </w:r>
+            <w:r>
+              <w:t xml:space="preserve">CLI required only for the Claude Code dispatcher — HRD-012); §10 the dispatcher half of the vertical slice.</w:t>
+            </w:r>
+          </w:p>
+        </w:tc>
+      </w:tr>
+      <w:tr>
+        <w:tc>
+          <w:tcPr/>
+          <w:p>
+            <w:pPr>
+              <w:pStyle w:val="Compact"/>
+            </w:pPr>
+            <w:r>
+              <w:t xml:space="preserve">Herald spec V3 (source of truth)</w:t>
+            </w:r>
+          </w:p>
+        </w:tc>
+        <w:tc>
+          <w:tcPr/>
+          <w:p>
+            <w:pPr>
+              <w:pStyle w:val="Compact"/>
+            </w:pPr>
+            <w:r>
+              <w:rPr>
+                <w:rStyle w:val="VerbatimChar"/>
+              </w:rPr>
+              <w:t xml:space="preserve">docs/specs/mvp/specification.V3.md</w:t>
+            </w:r>
+          </w:p>
+        </w:tc>
+        <w:tc>
+          <w:tcPr/>
+          <w:p>
+            <w:pPr>
+              <w:pStyle w:val="Compact"/>
+            </w:pPr>
+            <w:r>
+              <w:t xml:space="preserve">The ENTIRE document — spec wins on conflict (per the §"Spec V3" closing note); §32 7-stage Runner architecture; §33 LLM/agent dispatch architecture; §43 command catalogue; §107 anti-bluff covenant.</w:t>
+            </w:r>
+          </w:p>
+        </w:tc>
+      </w:tr>
+      <w:tr>
+        <w:tc>
+          <w:tcPr/>
+          <w:p>
+            <w:pPr>
+              <w:pStyle w:val="Compact"/>
+            </w:pPr>
+            <w:r>
+              <w:t xml:space="preserve">Empirical Herald operator testing 2026-05-22+</w:t>
+            </w:r>
+          </w:p>
+        </w:tc>
+        <w:tc>
+          <w:tcPr/>
+          <w:p>
+            <w:pPr>
+              <w:pStyle w:val="Compact"/>
+            </w:pPr>
+            <w:r>
+              <w:rPr>
+                <w:rStyle w:val="VerbatimChar"/>
+              </w:rPr>
+              <w:t xml:space="preserve">docs/qa/</w:t>
+            </w:r>
+            <w:r>
+              <w:t xml:space="preserve"> </w:t>
+            </w:r>
+            <w:r>
+              <w:t xml:space="preserve">(Wave-3b commit</w:t>
+            </w:r>
+            <w:r>
+              <w:t xml:space="preserve"> </w:t>
+            </w:r>
+            <w:r>
+              <w:rPr>
+                <w:rStyle w:val="VerbatimChar"/>
+              </w:rPr>
+              <w:t xml:space="preserve">c2b67c3</w:t>
+            </w:r>
+            <w:r>
+              <w:t xml:space="preserve">; Wave-4a/4b; Wave-6 HRD-LIVE-* directories)</w:t>
+            </w:r>
+          </w:p>
+        </w:tc>
+        <w:tc>
+          <w:tcPr/>
+          <w:p>
+            <w:pPr>
+              <w:pStyle w:val="Compact"/>
+            </w:pPr>
+            <w:r>
+              <w:t xml:space="preserve">§1 Wave-3b 7-stage Runner status; §12 Wave-4 transport roadmap (HTTP/3 + Brotli + TOON design landed</w:t>
+            </w:r>
+            <w:r>
+              <w:t xml:space="preserve"> </w:t>
+            </w:r>
+            <w:r>
+              <w:rPr>
+                <w:rStyle w:val="VerbatimChar"/>
+              </w:rPr>
+              <w:t xml:space="preserve">c60b3fd</w:t>
+            </w:r>
+            <w:r>
+              <w:t xml:space="preserve">).</w:t>
+            </w:r>
+          </w:p>
+        </w:tc>
+      </w:tr>
+      <w:tr>
+        <w:tc>
+          <w:tcPr/>
+          <w:p>
+            <w:pPr>
+              <w:pStyle w:val="Compact"/>
+            </w:pPr>
+            <w:r>
+              <w:t xml:space="preserve">HelixConstitution §11.4.99 (this document's authority)</w:t>
+            </w:r>
+          </w:p>
+        </w:tc>
+        <w:tc>
+          <w:tcPr/>
+          <w:p>
+            <w:pPr>
+              <w:pStyle w:val="Compact"/>
+            </w:pPr>
+            <w:r>
+              <w:rPr>
+                <w:rStyle w:val="VerbatimChar"/>
+              </w:rPr>
+              <w:t xml:space="preserve">&lt;parent&gt;/constitution/Constitution.md</w:t>
+            </w:r>
+            <w:r>
+              <w:t xml:space="preserve"> </w:t>
+            </w:r>
+            <w:r>
+              <w:t xml:space="preserve">§11.4.99 (HelixConstitution commit</w:t>
+            </w:r>
+            <w:r>
+              <w:t xml:space="preserve"> </w:t>
+            </w:r>
+            <w:r>
+              <w:rPr>
+                <w:rStyle w:val="VerbatimChar"/>
+              </w:rPr>
+              <w:t xml:space="preserve">c640947</w:t>
+            </w:r>
+            <w:r>
+              <w:t xml:space="preserve">)</w:t>
+            </w:r>
+          </w:p>
+        </w:tc>
+        <w:tc>
+          <w:tcPr/>
+          <w:p>
+            <w:pPr>
+              <w:pStyle w:val="Compact"/>
+            </w:pPr>
+            <w:r>
+              <w:t xml:space="preserve">This footer pattern + cadence requirement.</w:t>
+            </w:r>
+          </w:p>
+        </w:tc>
+      </w:tr>
+    </w:tbl>
+    <w:p>
+      <w:pPr>
+        <w:pStyle w:val="BodyText"/>
+      </w:pPr>
+      <w:r>
+        <w:rPr>
+          <w:b/>
+          <w:bCs/>
+        </w:rPr>
+        <w:t xml:space="preserve">Re-verification cadence (per §11.4.99 (C)):</w:t>
+      </w:r>
+      <w:r>
+        <w:t xml:space="preserve"> </w:t>
+      </w:r>
+      <w:r>
+        <w:t xml:space="preserve">This guide aggregates instructions across multiple external services. Per §11.4.99 (D): Telegram-touching sections (§5, §10 verification step) →</w:t>
+      </w:r>
+      <w:r>
+        <w:t xml:space="preserve"> </w:t>
+      </w:r>
+      <w:r>
+        <w:rPr>
+          <w:b/>
+          <w:bCs/>
+        </w:rPr>
+        <w:t xml:space="preserve">90-day staleness</w:t>
+      </w:r>
+      <w:r>
+        <w:t xml:space="preserve"> </w:t>
+      </w:r>
+      <w:r>
+        <w:t xml:space="preserve">(next due</w:t>
+      </w:r>
+      <w:r>
+        <w:t xml:space="preserve"> </w:t>
+      </w:r>
+      <w:r>
+        <w:rPr>
+          <w:b/>
+          <w:bCs/>
+        </w:rPr>
+        <w:t xml:space="preserve">2026-08-26</w:t>
+      </w:r>
+      <w:r>
+        <w:t xml:space="preserve">); Postgres + Redis + CloudEvents + Claude Code sections →</w:t>
+      </w:r>
+      <w:r>
+        <w:t xml:space="preserve"> </w:t>
+      </w:r>
+      <w:r>
+        <w:rPr>
+          <w:b/>
+          <w:bCs/>
+        </w:rPr>
+        <w:t xml:space="preserve">180-day staleness</w:t>
+      </w:r>
+      <w:r>
+        <w:t xml:space="preserve"> </w:t>
+      </w:r>
+      <w:r>
+        <w:t xml:space="preserve">(next due</w:t>
+      </w:r>
+      <w:r>
+        <w:t xml:space="preserve"> </w:t>
+      </w:r>
+      <w:r>
+        <w:rPr>
+          <w:b/>
+          <w:bCs/>
+        </w:rPr>
+        <w:t xml:space="preserve">2026-11-24</w:t>
+      </w:r>
+      <w:r>
+        <w:t xml:space="preserve">). The guide's mission-statement, repository-layout, and constitution-discovery sections track Herald's own internal contracts and are not externally-time-bound — refresh on Herald breaking changes (spec V3 rev bumps, workspace-module additions, mirror-host changes).</w:t>
+      </w:r>
+    </w:p>
+    <w:bookmarkEnd w:id="30"/>
+    <w:bookmarkEnd w:id="31"/>
     <w:sectPr>
       <w:footnotePr>
         <w:numRestart w:val="eachSect"/>

--- a/docs/INTEGRATION.docx
+++ b/docs/INTEGRATION.docx
@@ -714,13 +714,28 @@
           <w:b/>
           <w:bCs/>
         </w:rPr>
-        <w:t xml:space="preserve">seven flavor binaries</w:t>
-      </w:r>
-      <w:r>
-        <w:t xml:space="preserve"> </w:t>
-      </w:r>
-      <w:r>
-        <w:t xml:space="preserve">(Wave 2 r1):</w:t>
+        <w:t xml:space="preserve">eight flavor binaries</w:t>
+      </w:r>
+      <w:r>
+        <w:t xml:space="preserve"> </w:t>
+      </w:r>
+      <w:r>
+        <w:t xml:space="preserve">(Wave 2 r1 seeded six;</w:t>
+      </w:r>
+      <w:r>
+        <w:t xml:space="preserve"> </w:t>
+      </w:r>
+      <w:r>
+        <w:rPr>
+          <w:rStyle w:val="VerbatimChar"/>
+        </w:rPr>
+        <w:t xml:space="preserve">qaherald</w:t>
+      </w:r>
+      <w:r>
+        <w:t xml:space="preserve"> </w:t>
+      </w:r>
+      <w:r>
+        <w:t xml:space="preserve">added Wave 5):</w:t>
       </w:r>
     </w:p>
     <w:tbl>
@@ -1228,13 +1243,76 @@
           </w:p>
         </w:tc>
       </w:tr>
+      <w:tr>
+        <w:tc>
+          <w:tcPr/>
+          <w:p>
+            <w:pPr>
+              <w:pStyle w:val="Compact"/>
+            </w:pPr>
+            <w:r>
+              <w:rPr>
+                <w:rStyle w:val="VerbatimChar"/>
+              </w:rPr>
+              <w:t xml:space="preserve">qaherald</w:t>
+            </w:r>
+          </w:p>
+        </w:tc>
+        <w:tc>
+          <w:tcPr/>
+          <w:p>
+            <w:pPr>
+              <w:pStyle w:val="Compact"/>
+            </w:pPr>
+            <w:r>
+              <w:t xml:space="preserve">— (CLI-only)</w:t>
+            </w:r>
+          </w:p>
+        </w:tc>
+        <w:tc>
+          <w:tcPr/>
+          <w:p>
+            <w:pPr>
+              <w:pStyle w:val="Compact"/>
+            </w:pPr>
+            <w:r>
+              <w:rPr>
+                <w:b/>
+                <w:bCs/>
+              </w:rPr>
+              <w:t xml:space="preserve">QA Herald</w:t>
+            </w:r>
+            <w:r>
+              <w:t xml:space="preserve"> </w:t>
+            </w:r>
+            <w:r>
+              <w:t xml:space="preserve">— autonomous QA bot: drives pherald ↔ Telegram round-trips (MTProto user-client) and preserves the full bidirectional transcript under</w:t>
+            </w:r>
+            <w:r>
+              <w:t xml:space="preserve"> </w:t>
+            </w:r>
+            <w:r>
+              <w:rPr>
+                <w:rStyle w:val="VerbatimChar"/>
+              </w:rPr>
+              <w:t xml:space="preserve">docs/qa/</w:t>
+            </w:r>
+            <w:r>
+              <w:t xml:space="preserve"> </w:t>
+            </w:r>
+            <w:r>
+              <w:t xml:space="preserve">per §107.x.</w:t>
+            </w:r>
+          </w:p>
+        </w:tc>
+      </w:tr>
     </w:tbl>
     <w:p>
       <w:pPr>
         <w:pStyle w:val="BodyText"/>
       </w:pPr>
       <w:r>
-        <w:t xml:space="preserve">The seven binaries consume the shared</w:t>
+        <w:t xml:space="preserve">The eight binaries consume the shared</w:t>
       </w:r>
       <w:r>
         <w:t xml:space="preserve"> </w:t>
@@ -1508,10 +1586,7 @@
               <w:t xml:space="preserve">claude_code_sessions</w:t>
             </w:r>
             <w:r>
-              <w:t xml:space="preserve"> </w:t>
-            </w:r>
-            <w:r>
-              <w:t xml:space="preserve">tables — see migrations</w:t>
+              <w:t xml:space="preserve">,</w:t>
             </w:r>
             <w:r>
               <w:t xml:space="preserve"> </w:t>
@@ -1520,7 +1595,34 @@
               <w:rPr>
                 <w:rStyle w:val="VerbatimChar"/>
               </w:rPr>
-              <w:t xml:space="preserve">000001..000012</w:t>
+              <w:t xml:space="preserve">task_resource_snapshots</w:t>
+            </w:r>
+            <w:r>
+              <w:t xml:space="preserve">,</w:t>
+            </w:r>
+            <w:r>
+              <w:t xml:space="preserve"> </w:t>
+            </w:r>
+            <w:r>
+              <w:rPr>
+                <w:rStyle w:val="VerbatimChar"/>
+              </w:rPr>
+              <w:t xml:space="preserve">dead_letter_tasks</w:t>
+            </w:r>
+            <w:r>
+              <w:t xml:space="preserve"> </w:t>
+            </w:r>
+            <w:r>
+              <w:t xml:space="preserve">tables — see migrations</w:t>
+            </w:r>
+            <w:r>
+              <w:t xml:space="preserve"> </w:t>
+            </w:r>
+            <w:r>
+              <w:rPr>
+                <w:rStyle w:val="VerbatimChar"/>
+              </w:rPr>
+              <w:t xml:space="preserve">000001..000014</w:t>
             </w:r>
             <w:r>
               <w:t xml:space="preserve"> </w:t>
@@ -1943,22 +2045,37 @@
         <w:t xml:space="preserve"> </w:t>
       </w:r>
       <w:r>
-        <w:t xml:space="preserve">listing 14 modules: 7 foundation +</w:t>
-      </w:r>
-      <w:r>
-        <w:t xml:space="preserve"> </w:t>
-      </w:r>
-      <w:r>
-        <w:rPr>
-          <w:rStyle w:val="VerbatimChar"/>
-        </w:rPr>
-        <w:t xml:space="preserve">commons_auth</w:t>
-      </w:r>
-      <w:r>
-        <w:t xml:space="preserve"> </w:t>
-      </w:r>
-      <w:r>
-        <w:t xml:space="preserve">+ 6 flavor binaries). Per spec §9.1</w:t>
+        <w:t xml:space="preserve">listing 18 modules: 10 shared/foundation modules — incl.</w:t>
+      </w:r>
+      <w:r>
+        <w:t xml:space="preserve"> </w:t>
+      </w:r>
+      <w:r>
+        <w:rPr>
+          <w:rStyle w:val="VerbatimChar"/>
+        </w:rPr>
+        <w:t xml:space="preserve">commons_watch</w:t>
+      </w:r>
+      <w:r>
+        <w:t xml:space="preserve"> </w:t>
+      </w:r>
+      <w:r>
+        <w:t xml:space="preserve">+</w:t>
+      </w:r>
+      <w:r>
+        <w:t xml:space="preserve"> </w:t>
+      </w:r>
+      <w:r>
+        <w:rPr>
+          <w:rStyle w:val="VerbatimChar"/>
+        </w:rPr>
+        <w:t xml:space="preserve">commons_workable</w:t>
+      </w:r>
+      <w:r>
+        <w:t xml:space="preserve"> </w:t>
+      </w:r>
+      <w:r>
+        <w:t xml:space="preserve">— plus 8 flavor binaries). Per spec §9.1</w:t>
       </w:r>
       <w:r>
         <w:t xml:space="preserve"> </w:t>
@@ -8431,7 +8548,7 @@
               <w:rPr>
                 <w:rStyle w:val="VerbatimChar"/>
               </w:rPr>
-              <w:t xml:space="preserve">000001..000012</w:t>
+              <w:t xml:space="preserve">000001..000014</w:t>
             </w:r>
             <w:r>
               <w:t xml:space="preserve"> </w:t>

--- a/docs/INTEGRATION.docx
+++ b/docs/INTEGRATION.docx
@@ -10,7 +10,7 @@
         <w:t xml:space="preserve">Herald</w:t>
       </w:r>
     </w:p>
-    <w:bookmarkStart w:id="31" w:name="herald--integration-guide"/>
+    <w:bookmarkStart w:id="39" w:name="herald--integration-guide"/>
     <w:p>
       <w:pPr>
         <w:pStyle w:val="Heading1"/>
@@ -503,12 +503,12 @@
           <w:numId w:val="1001"/>
         </w:numPr>
       </w:pPr>
-      <w:hyperlink w:anchor="Xe6390cb7744d387619e83a876ed8fad07dd6054">
+      <w:hyperlink w:anchor="Xb80019af4b0278a28ad9873c084254318a412e6">
         <w:r>
           <w:rPr>
             <w:rStyle w:val="Hyperlink"/>
           </w:rPr>
-          <w:t xml:space="preserve">§10. The other flavors (sherald, cherald, iherald, bherald, rherald, scherald)</w:t>
+          <w:t xml:space="preserve">§10. The other flavors (sherald, cherald, iherald, bherald, rherald, scherald, qaherald)</w:t>
         </w:r>
       </w:hyperlink>
     </w:p>
@@ -6194,13 +6194,13 @@
       </w:r>
     </w:p>
     <w:bookmarkEnd w:id="18"/>
-    <w:bookmarkStart w:id="19" w:name="Xe6390cb7744d387619e83a876ed8fad07dd6054"/>
+    <w:bookmarkStart w:id="27" w:name="Xb80019af4b0278a28ad9873c084254318a412e6"/>
     <w:p>
       <w:pPr>
         <w:pStyle w:val="Heading2"/>
       </w:pPr>
       <w:r>
-        <w:t xml:space="preserve">§10. The other flavors (sherald, cherald, iherald, bherald, rherald, scherald)</w:t>
+        <w:t xml:space="preserve">§10. The other flavors (sherald, cherald, iherald, bherald, rherald, scherald, qaherald)</w:t>
       </w:r>
     </w:p>
     <w:p>
@@ -6272,10 +6272,11 @@
         <w:tblLook w:firstRow="1" w:lastRow="0" w:firstColumn="0" w:lastColumn="0" w:noHBand="0" w:noVBand="0" w:val="0020"/>
       </w:tblPr>
       <w:tblGrid>
-        <w:gridCol w:w="1980"/>
-        <w:gridCol w:w="1980"/>
-        <w:gridCol w:w="1980"/>
-        <w:gridCol w:w="1980"/>
+        <w:gridCol w:w="1584"/>
+        <w:gridCol w:w="1584"/>
+        <w:gridCol w:w="1584"/>
+        <w:gridCol w:w="1584"/>
+        <w:gridCol w:w="1584"/>
       </w:tblGrid>
       <w:tr>
         <w:trPr>
@@ -6325,6 +6326,17 @@
             </w:r>
           </w:p>
         </w:tc>
+        <w:tc>
+          <w:tcPr/>
+          <w:p>
+            <w:pPr>
+              <w:pStyle w:val="Compact"/>
+            </w:pPr>
+            <w:r>
+              <w:t xml:space="preserve">Operator guide</w:t>
+            </w:r>
+          </w:p>
+        </w:tc>
       </w:tr>
       <w:tr>
         <w:tc>
@@ -6380,6 +6392,22 @@
             </w:r>
           </w:p>
         </w:tc>
+        <w:tc>
+          <w:tcPr/>
+          <w:p>
+            <w:pPr>
+              <w:pStyle w:val="Compact"/>
+            </w:pPr>
+            <w:hyperlink r:id="rId19">
+              <w:r>
+                <w:rPr>
+                  <w:rStyle w:val="VerbatimChar"/>
+                </w:rPr>
+                <w:t xml:space="preserve">docs/guides/PHERALD.md</w:t>
+              </w:r>
+            </w:hyperlink>
+          </w:p>
+        </w:tc>
       </w:tr>
       <w:tr>
         <w:tc>
@@ -6435,6 +6463,22 @@
             </w:r>
           </w:p>
         </w:tc>
+        <w:tc>
+          <w:tcPr/>
+          <w:p>
+            <w:pPr>
+              <w:pStyle w:val="Compact"/>
+            </w:pPr>
+            <w:hyperlink r:id="rId20">
+              <w:r>
+                <w:rPr>
+                  <w:rStyle w:val="VerbatimChar"/>
+                </w:rPr>
+                <w:t xml:space="preserve">docs/guides/SHERALD.md</w:t>
+              </w:r>
+            </w:hyperlink>
+          </w:p>
+        </w:tc>
       </w:tr>
       <w:tr>
         <w:tc>
@@ -6490,6 +6534,22 @@
             </w:r>
           </w:p>
         </w:tc>
+        <w:tc>
+          <w:tcPr/>
+          <w:p>
+            <w:pPr>
+              <w:pStyle w:val="Compact"/>
+            </w:pPr>
+            <w:hyperlink r:id="rId21">
+              <w:r>
+                <w:rPr>
+                  <w:rStyle w:val="VerbatimChar"/>
+                </w:rPr>
+                <w:t xml:space="preserve">docs/guides/CHERALD.md</w:t>
+              </w:r>
+            </w:hyperlink>
+          </w:p>
+        </w:tc>
       </w:tr>
       <w:tr>
         <w:tc>
@@ -6545,6 +6605,22 @@
             </w:r>
           </w:p>
         </w:tc>
+        <w:tc>
+          <w:tcPr/>
+          <w:p>
+            <w:pPr>
+              <w:pStyle w:val="Compact"/>
+            </w:pPr>
+            <w:hyperlink r:id="rId22">
+              <w:r>
+                <w:rPr>
+                  <w:rStyle w:val="VerbatimChar"/>
+                </w:rPr>
+                <w:t xml:space="preserve">docs/guides/IHERALD.md</w:t>
+              </w:r>
+            </w:hyperlink>
+          </w:p>
+        </w:tc>
       </w:tr>
       <w:tr>
         <w:tc>
@@ -6591,6 +6667,22 @@
             </w:r>
           </w:p>
         </w:tc>
+        <w:tc>
+          <w:tcPr/>
+          <w:p>
+            <w:pPr>
+              <w:pStyle w:val="Compact"/>
+            </w:pPr>
+            <w:hyperlink r:id="rId23">
+              <w:r>
+                <w:rPr>
+                  <w:rStyle w:val="VerbatimChar"/>
+                </w:rPr>
+                <w:t xml:space="preserve">docs/guides/BHERALD.md</w:t>
+              </w:r>
+            </w:hyperlink>
+          </w:p>
+        </w:tc>
       </w:tr>
       <w:tr>
         <w:tc>
@@ -6637,6 +6729,22 @@
             </w:r>
           </w:p>
         </w:tc>
+        <w:tc>
+          <w:tcPr/>
+          <w:p>
+            <w:pPr>
+              <w:pStyle w:val="Compact"/>
+            </w:pPr>
+            <w:hyperlink r:id="rId24">
+              <w:r>
+                <w:rPr>
+                  <w:rStyle w:val="VerbatimChar"/>
+                </w:rPr>
+                <w:t xml:space="preserve">docs/guides/RHERALD.md</w:t>
+              </w:r>
+            </w:hyperlink>
+          </w:p>
+        </w:tc>
       </w:tr>
       <w:tr>
         <w:tc>
@@ -6683,6 +6791,84 @@
             </w:r>
           </w:p>
         </w:tc>
+        <w:tc>
+          <w:tcPr/>
+          <w:p>
+            <w:pPr>
+              <w:pStyle w:val="Compact"/>
+            </w:pPr>
+            <w:hyperlink r:id="rId25">
+              <w:r>
+                <w:rPr>
+                  <w:rStyle w:val="VerbatimChar"/>
+                </w:rPr>
+                <w:t xml:space="preserve">docs/guides/SCHERALD.md</w:t>
+              </w:r>
+            </w:hyperlink>
+          </w:p>
+        </w:tc>
+      </w:tr>
+      <w:tr>
+        <w:tc>
+          <w:tcPr/>
+          <w:p>
+            <w:pPr>
+              <w:pStyle w:val="Compact"/>
+            </w:pPr>
+            <w:r>
+              <w:t xml:space="preserve">qaherald</w:t>
+            </w:r>
+          </w:p>
+        </w:tc>
+        <w:tc>
+          <w:tcPr/>
+          <w:p>
+            <w:pPr>
+              <w:pStyle w:val="Compact"/>
+            </w:pPr>
+            <w:r>
+              <w:t xml:space="preserve">n/a</w:t>
+            </w:r>
+          </w:p>
+        </w:tc>
+        <w:tc>
+          <w:tcPr/>
+          <w:p>
+            <w:pPr>
+              <w:pStyle w:val="Compact"/>
+            </w:pPr>
+            <w:r>
+              <w:t xml:space="preserve">(CLI-only — autonomous QA bot)</w:t>
+            </w:r>
+          </w:p>
+        </w:tc>
+        <w:tc>
+          <w:tcPr/>
+          <w:p>
+            <w:pPr>
+              <w:pStyle w:val="Compact"/>
+            </w:pPr>
+            <w:r>
+              <w:t xml:space="preserve">n/a</w:t>
+            </w:r>
+          </w:p>
+        </w:tc>
+        <w:tc>
+          <w:tcPr/>
+          <w:p>
+            <w:pPr>
+              <w:pStyle w:val="Compact"/>
+            </w:pPr>
+            <w:hyperlink r:id="rId26">
+              <w:r>
+                <w:rPr>
+                  <w:rStyle w:val="VerbatimChar"/>
+                </w:rPr>
+                <w:t xml:space="preserve">docs/guides/QAHERALD.md</w:t>
+              </w:r>
+            </w:hyperlink>
+          </w:p>
+        </w:tc>
       </w:tr>
     </w:tbl>
     <w:p>
@@ -6706,6 +6892,84 @@
       </w:r>
       <w:r>
         <w:t xml:space="preserve">will hit a non-zero exit until HRD-029 lands. Plan accordingly.</w:t>
+      </w:r>
+    </w:p>
+    <w:p>
+      <w:pPr>
+        <w:pStyle w:val="BodyText"/>
+      </w:pPr>
+      <w:r>
+        <w:t xml:space="preserve">Each flavor's</w:t>
+      </w:r>
+      <w:r>
+        <w:t xml:space="preserve"> </w:t>
+      </w:r>
+      <w:r>
+        <w:rPr>
+          <w:b/>
+          <w:bCs/>
+        </w:rPr>
+        <w:t xml:space="preserve">operator guide</w:t>
+      </w:r>
+      <w:r>
+        <w:t xml:space="preserve"> </w:t>
+      </w:r>
+      <w:r>
+        <w:t xml:space="preserve">(linked in the table above) is a nano-detail, anti-bluff reference for that binary: every subcommand the built binary actually surfaces (</w:t>
+      </w:r>
+      <w:r>
+        <w:rPr>
+          <w:rStyle w:val="VerbatimChar"/>
+        </w:rPr>
+        <w:t xml:space="preserve">&lt;flavor&gt; --help</w:t>
+      </w:r>
+      <w:r>
+        <w:t xml:space="preserve">), the env/credentials each needs, real example invocations, and a live-vs-not-yet-implemented status per subcommand.</w:t>
+      </w:r>
+      <w:r>
+        <w:t xml:space="preserve"> </w:t>
+      </w:r>
+      <w:r>
+        <w:rPr>
+          <w:rStyle w:val="VerbatimChar"/>
+        </w:rPr>
+        <w:t xml:space="preserve">qaherald</w:t>
+      </w:r>
+      <w:r>
+        <w:t xml:space="preserve"> </w:t>
+      </w:r>
+      <w:r>
+        <w:t xml:space="preserve">is Herald's autonomous QA bot — it drives</w:t>
+      </w:r>
+      <w:r>
+        <w:t xml:space="preserve"> </w:t>
+      </w:r>
+      <w:r>
+        <w:rPr>
+          <w:rStyle w:val="VerbatimChar"/>
+        </w:rPr>
+        <w:t xml:space="preserve">pherald</w:t>
+      </w:r>
+      <w:r>
+        <w:t xml:space="preserve"> </w:t>
+      </w:r>
+      <w:r>
+        <w:t xml:space="preserve">↔ Telegram round-trips via an MTProto user-client session and preserves the full bidirectional transcript under</w:t>
+      </w:r>
+      <w:r>
+        <w:t xml:space="preserve"> </w:t>
+      </w:r>
+      <w:r>
+        <w:rPr>
+          <w:rStyle w:val="VerbatimChar"/>
+        </w:rPr>
+        <w:t xml:space="preserve">docs/qa/</w:t>
+      </w:r>
+      <w:r>
+        <w:t xml:space="preserve"> </w:t>
+      </w:r>
+      <w:r>
+        <w:t xml:space="preserve">(§107.x).</w:t>
       </w:r>
     </w:p>
     <w:p>
@@ -6715,8 +6979,8 @@
         </w:pict>
       </w:r>
     </w:p>
-    <w:bookmarkEnd w:id="19"/>
-    <w:bookmarkStart w:id="20" w:name="Xd9e52389dfbb4b197d8401667ba1da8754bbd24"/>
+    <w:bookmarkEnd w:id="27"/>
+    <w:bookmarkStart w:id="28" w:name="Xd9e52389dfbb4b197d8401667ba1da8754bbd24"/>
     <w:p>
       <w:pPr>
         <w:pStyle w:val="Heading2"/>
@@ -7002,8 +7266,8 @@
         </w:pict>
       </w:r>
     </w:p>
-    <w:bookmarkEnd w:id="20"/>
-    <w:bookmarkStart w:id="21" w:name="Xe308091aa19f684c4575bc692646ad4cc8c515f"/>
+    <w:bookmarkEnd w:id="28"/>
+    <w:bookmarkStart w:id="29" w:name="Xe308091aa19f684c4575bc692646ad4cc8c515f"/>
     <w:p>
       <w:pPr>
         <w:pStyle w:val="Heading2"/>
@@ -7405,8 +7669,8 @@
         </w:pict>
       </w:r>
     </w:p>
-    <w:bookmarkEnd w:id="21"/>
-    <w:bookmarkStart w:id="22" w:name="X0190460303b275610bec12c118a96885943298f"/>
+    <w:bookmarkEnd w:id="29"/>
+    <w:bookmarkStart w:id="30" w:name="X0190460303b275610bec12c118a96885943298f"/>
     <w:p>
       <w:pPr>
         <w:pStyle w:val="Heading2"/>
@@ -7678,8 +7942,8 @@
         </w:pict>
       </w:r>
     </w:p>
-    <w:bookmarkEnd w:id="22"/>
-    <w:bookmarkStart w:id="23" w:name="X023cd97a7ee135742418b92e0aae04cad749920"/>
+    <w:bookmarkEnd w:id="30"/>
+    <w:bookmarkStart w:id="31" w:name="X023cd97a7ee135742418b92e0aae04cad749920"/>
     <w:p>
       <w:pPr>
         <w:pStyle w:val="Heading2"/>
@@ -7803,7 +8067,7 @@
           <w:b/>
           <w:bCs/>
         </w:rPr>
-        <w:t xml:space="preserve">Herald Constitution</w:t>
+        <w:t xml:space="preserve">Per-flavor operator guides</w:t>
       </w:r>
       <w:r>
         <w:t xml:space="preserve">:</w:t>
@@ -7815,13 +8079,13 @@
         <w:rPr>
           <w:rStyle w:val="VerbatimChar"/>
         </w:rPr>
-        <w:t xml:space="preserve">docs/guides/HERALD_CONSTITUTION.md</w:t>
-      </w:r>
-      <w:r>
-        <w:t xml:space="preserve"> </w:t>
-      </w:r>
-      <w:r>
-        <w:t xml:space="preserve">— project-specific constitutional extensions on top of the inherited Helix Constitution.</w:t>
+        <w:t xml:space="preserve">docs/guides/{PHERALD,SHERALD,CHERALD,BHERALD,RHERALD,IHERALD,SCHERALD,QAHERALD}.md</w:t>
+      </w:r>
+      <w:r>
+        <w:t xml:space="preserve"> </w:t>
+      </w:r>
+      <w:r>
+        <w:t xml:space="preserve">— one nano-detail, anti-bluff reference per flavor binary, documenting every subcommand the built binary surfaces, the env/credentials each needs, real example invocations, and live-vs-not-yet-implemented status. Cross-linked per-row in the §10 flavor table above.</w:t>
       </w:r>
     </w:p>
     <w:p>
@@ -7837,7 +8101,7 @@
           <w:b/>
           <w:bCs/>
         </w:rPr>
-        <w:t xml:space="preserve">Parent-discovery details</w:t>
+        <w:t xml:space="preserve">Herald Constitution</w:t>
       </w:r>
       <w:r>
         <w:t xml:space="preserve">:</w:t>
@@ -7849,10 +8113,13 @@
         <w:rPr>
           <w:rStyle w:val="VerbatimChar"/>
         </w:rPr>
-        <w:t xml:space="preserve">docs/guides/CONSTITUTION_INHERITANCE.md</w:t>
-      </w:r>
-      <w:r>
-        <w:t xml:space="preserve">.</w:t>
+        <w:t xml:space="preserve">docs/guides/HERALD_CONSTITUTION.md</w:t>
+      </w:r>
+      <w:r>
+        <w:t xml:space="preserve"> </w:t>
+      </w:r>
+      <w:r>
+        <w:t xml:space="preserve">— project-specific constitutional extensions on top of the inherited Helix Constitution.</w:t>
       </w:r>
     </w:p>
     <w:p>
@@ -7868,22 +8135,19 @@
           <w:b/>
           <w:bCs/>
         </w:rPr>
-        <w:t xml:space="preserve">Spec V3</w:t>
-      </w:r>
-      <w:r>
-        <w:t xml:space="preserve"> </w:t>
-      </w:r>
-      <w:r>
-        <w:t xml:space="preserve">(the source of truth for the API + data model):</w:t>
-      </w:r>
-      <w:r>
-        <w:t xml:space="preserve"> </w:t>
-      </w:r>
-      <w:r>
-        <w:rPr>
-          <w:rStyle w:val="VerbatimChar"/>
-        </w:rPr>
-        <w:t xml:space="preserve">docs/specs/mvp/specification.V3.md</w:t>
+        <w:t xml:space="preserve">Parent-discovery details</w:t>
+      </w:r>
+      <w:r>
+        <w:t xml:space="preserve">:</w:t>
+      </w:r>
+      <w:r>
+        <w:t xml:space="preserve"> </w:t>
+      </w:r>
+      <w:r>
+        <w:rPr>
+          <w:rStyle w:val="VerbatimChar"/>
+        </w:rPr>
+        <w:t xml:space="preserve">docs/guides/CONSTITUTION_INHERITANCE.md</w:t>
       </w:r>
       <w:r>
         <w:t xml:space="preserve">.</w:t>
@@ -7902,6 +8166,40 @@
           <w:b/>
           <w:bCs/>
         </w:rPr>
+        <w:t xml:space="preserve">Spec V3</w:t>
+      </w:r>
+      <w:r>
+        <w:t xml:space="preserve"> </w:t>
+      </w:r>
+      <w:r>
+        <w:t xml:space="preserve">(the source of truth for the API + data model):</w:t>
+      </w:r>
+      <w:r>
+        <w:t xml:space="preserve"> </w:t>
+      </w:r>
+      <w:r>
+        <w:rPr>
+          <w:rStyle w:val="VerbatimChar"/>
+        </w:rPr>
+        <w:t xml:space="preserve">docs/specs/mvp/specification.V3.md</w:t>
+      </w:r>
+      <w:r>
+        <w:t xml:space="preserve">.</w:t>
+      </w:r>
+    </w:p>
+    <w:p>
+      <w:pPr>
+        <w:pStyle w:val="Compact"/>
+        <w:numPr>
+          <w:ilvl w:val="0"/>
+          <w:numId w:val="1011"/>
+        </w:numPr>
+      </w:pPr>
+      <w:r>
+        <w:rPr>
+          <w:b/>
+          <w:bCs/>
+        </w:rPr>
         <w:t xml:space="preserve">Open work</w:t>
       </w:r>
       <w:r>
@@ -7974,8 +8272,8 @@
         </w:pict>
       </w:r>
     </w:p>
-    <w:bookmarkEnd w:id="23"/>
-    <w:bookmarkStart w:id="24" w:name="quick-checklist-for-a-fresh-integration"/>
+    <w:bookmarkEnd w:id="31"/>
+    <w:bookmarkStart w:id="32" w:name="quick-checklist-for-a-fresh-integration"/>
     <w:p>
       <w:pPr>
         <w:pStyle w:val="Heading2"/>
@@ -8267,8 +8565,8 @@
         </w:pict>
       </w:r>
     </w:p>
-    <w:bookmarkEnd w:id="24"/>
-    <w:bookmarkStart w:id="30" w:name="sources-verified"/>
+    <w:bookmarkEnd w:id="32"/>
+    <w:bookmarkStart w:id="38" w:name="sources-verified"/>
     <w:p>
       <w:pPr>
         <w:pStyle w:val="Heading2"/>
@@ -8370,7 +8668,7 @@
             <w:pPr>
               <w:pStyle w:val="Compact"/>
             </w:pPr>
-            <w:hyperlink r:id="rId25">
+            <w:hyperlink r:id="rId33">
               <w:r>
                 <w:rPr>
                   <w:rStyle w:val="Hyperlink"/>
@@ -8464,7 +8762,7 @@
             <w:pPr>
               <w:pStyle w:val="Compact"/>
             </w:pPr>
-            <w:hyperlink r:id="rId26">
+            <w:hyperlink r:id="rId34">
               <w:r>
                 <w:rPr>
                   <w:rStyle w:val="Hyperlink"/>
@@ -8516,7 +8814,7 @@
             <w:pPr>
               <w:pStyle w:val="Compact"/>
             </w:pPr>
-            <w:hyperlink r:id="rId27">
+            <w:hyperlink r:id="rId35">
               <w:r>
                 <w:rPr>
                   <w:rStyle w:val="Hyperlink"/>
@@ -8592,7 +8890,7 @@
             <w:pPr>
               <w:pStyle w:val="Compact"/>
             </w:pPr>
-            <w:hyperlink r:id="rId28">
+            <w:hyperlink r:id="rId36">
               <w:r>
                 <w:rPr>
                   <w:rStyle w:val="Hyperlink"/>
@@ -8641,7 +8939,7 @@
             <w:pPr>
               <w:pStyle w:val="Compact"/>
             </w:pPr>
-            <w:hyperlink r:id="rId29">
+            <w:hyperlink r:id="rId37">
               <w:r>
                 <w:rPr>
                   <w:rStyle w:val="Hyperlink"/>
@@ -8914,8 +9212,8 @@
         <w:t xml:space="preserve">). The guide's mission-statement, repository-layout, and constitution-discovery sections track Herald's own internal contracts and are not externally-time-bound — refresh on Herald breaking changes (spec V3 rev bumps, workspace-module additions, mirror-host changes).</w:t>
       </w:r>
     </w:p>
-    <w:bookmarkEnd w:id="30"/>
-    <w:bookmarkEnd w:id="31"/>
+    <w:bookmarkEnd w:id="38"/>
+    <w:bookmarkEnd w:id="39"/>
     <w:sectPr>
       <w:footnotePr>
         <w:numRestart w:val="eachSect"/>

--- a/docs/INTEGRATION.docx
+++ b/docs/INTEGRATION.docx
@@ -1094,7 +1094,31 @@
               <w:t xml:space="preserve"> </w:t>
             </w:r>
             <w:r>
-              <w:t xml:space="preserve">(currently a 501 stub awaiting HRD-024).</w:t>
+              <w:t xml:space="preserve">is LIVE (HRD-024): JWT-gated, drives the escalation bindings Pipeline → emits the</w:t>
+            </w:r>
+            <w:r>
+              <w:t xml:space="preserve"> </w:t>
+            </w:r>
+            <w:r>
+              <w:rPr>
+                <w:rStyle w:val="VerbatimChar"/>
+              </w:rPr>
+              <w:t xml:space="preserve">.credential.leak</w:t>
+            </w:r>
+            <w:r>
+              <w:t xml:space="preserve">/</w:t>
+            </w:r>
+            <w:r>
+              <w:rPr>
+                <w:rStyle w:val="VerbatimChar"/>
+              </w:rPr>
+              <w:t xml:space="preserve">.policy.violation</w:t>
+            </w:r>
+            <w:r>
+              <w:t xml:space="preserve"> </w:t>
+            </w:r>
+            <w:r>
+              <w:t xml:space="preserve">CloudEvent + persists state/audit → 202 + Receipt. Third-party pager egress (PagerDuty/Opsgenie) is a follow-up subscriber.</w:t>
             </w:r>
           </w:p>
         </w:tc>
@@ -6590,7 +6614,7 @@
               <w:t xml:space="preserve"> </w:t>
             </w:r>
             <w:r>
-              <w:t xml:space="preserve">(501 stub — HRD-024 pending)</w:t>
+              <w:t xml:space="preserve">(LIVE — JWT-gated escalation handler, HRD-024)</w:t>
             </w:r>
           </w:p>
         </w:tc>

--- a/docs/INTEGRATION.docx
+++ b/docs/INTEGRATION.docx
@@ -8110,6 +8110,118 @@
       </w:r>
       <w:r>
         <w:t xml:space="preserve">— one nano-detail, anti-bluff reference per flavor binary, documenting every subcommand the built binary surfaces, the env/credentials each needs, real example invocations, and live-vs-not-yet-implemented status. Cross-linked per-row in the §10 flavor table above.</w:t>
+      </w:r>
+    </w:p>
+    <w:p>
+      <w:pPr>
+        <w:pStyle w:val="Compact"/>
+        <w:numPr>
+          <w:ilvl w:val="0"/>
+          <w:numId w:val="1011"/>
+        </w:numPr>
+      </w:pPr>
+      <w:r>
+        <w:rPr>
+          <w:b/>
+          <w:bCs/>
+        </w:rPr>
+        <w:t xml:space="preserve">ATMOSphere host-daemon deploy</w:t>
+      </w:r>
+      <w:r>
+        <w:t xml:space="preserve">:</w:t>
+      </w:r>
+      <w:r>
+        <w:t xml:space="preserve"> </w:t>
+      </w:r>
+      <w:r>
+        <w:rPr>
+          <w:rStyle w:val="VerbatimChar"/>
+        </w:rPr>
+        <w:t xml:space="preserve">docs/guides/ATMOSPHERE_DAEMON_DEPLOY.md</w:t>
+      </w:r>
+      <w:r>
+        <w:t xml:space="preserve"> </w:t>
+      </w:r>
+      <w:r>
+        <w:t xml:space="preserve">+</w:t>
+      </w:r>
+      <w:r>
+        <w:t xml:space="preserve"> </w:t>
+      </w:r>
+      <w:r>
+        <w:rPr>
+          <w:rStyle w:val="VerbatimChar"/>
+        </w:rPr>
+        <w:t xml:space="preserve">deploy/atmosphere-herald/</w:t>
+      </w:r>
+      <w:r>
+        <w:t xml:space="preserve"> </w:t>
+      </w:r>
+      <w:r>
+        <w:t xml:space="preserve">— the operator runbook + systemd/launchd units +</w:t>
+      </w:r>
+      <w:r>
+        <w:t xml:space="preserve"> </w:t>
+      </w:r>
+      <w:r>
+        <w:rPr>
+          <w:rStyle w:val="VerbatimChar"/>
+        </w:rPr>
+        <w:t xml:space="preserve">install.sh</w:t>
+      </w:r>
+      <w:r>
+        <w:t xml:space="preserve">/</w:t>
+      </w:r>
+      <w:r>
+        <w:rPr>
+          <w:rStyle w:val="VerbatimChar"/>
+        </w:rPr>
+        <w:t xml:space="preserve">uninstall.sh</w:t>
+      </w:r>
+      <w:r>
+        <w:t xml:space="preserve">/</w:t>
+      </w:r>
+      <w:r>
+        <w:rPr>
+          <w:rStyle w:val="VerbatimChar"/>
+        </w:rPr>
+        <w:t xml:space="preserve">seed-subscribers.sh</w:t>
+      </w:r>
+      <w:r>
+        <w:t xml:space="preserve"> </w:t>
+      </w:r>
+      <w:r>
+        <w:t xml:space="preserve">for running the</w:t>
+      </w:r>
+      <w:r>
+        <w:t xml:space="preserve"> </w:t>
+      </w:r>
+      <w:r>
+        <w:rPr>
+          <w:rStyle w:val="VerbatimChar"/>
+        </w:rPr>
+        <w:t xml:space="preserve">pherald watch</w:t>
+      </w:r>
+      <w:r>
+        <w:t xml:space="preserve"> </w:t>
+      </w:r>
+      <w:r>
+        <w:t xml:space="preserve">(outbound SSoT→notify) and</w:t>
+      </w:r>
+      <w:r>
+        <w:t xml:space="preserve"> </w:t>
+      </w:r>
+      <w:r>
+        <w:rPr>
+          <w:rStyle w:val="VerbatimChar"/>
+        </w:rPr>
+        <w:t xml:space="preserve">pherald listen</w:t>
+      </w:r>
+      <w:r>
+        <w:t xml:space="preserve"> </w:t>
+      </w:r>
+      <w:r>
+        <w:t xml:space="preserve">(inbound→CRUD) daemons on the ATMOSphere host (HRD-157).</w:t>
       </w:r>
     </w:p>
     <w:p>

--- a/docs/INTEGRATION.docx
+++ b/docs/INTEGRATION.docx
@@ -10,7 +10,7 @@
         <w:t xml:space="preserve">Herald</w:t>
       </w:r>
     </w:p>
-    <w:bookmarkStart w:id="39" w:name="herald--integration-guide"/>
+    <w:bookmarkStart w:id="42" w:name="herald--integration-guide"/>
     <w:p>
       <w:pPr>
         <w:pStyle w:val="Heading1"/>
@@ -75,7 +75,7 @@
               <w:pStyle w:val="Compact"/>
             </w:pPr>
             <w:r>
-              <w:t xml:space="preserve">1</w:t>
+              <w:t xml:space="preserve">2</w:t>
             </w:r>
           </w:p>
         </w:tc>
@@ -123,7 +123,7 @@
               <w:pStyle w:val="Compact"/>
             </w:pPr>
             <w:r>
-              <w:t xml:space="preserve">2026-05-22</w:t>
+              <w:t xml:space="preserve">2026-05-31</w:t>
             </w:r>
           </w:p>
         </w:tc>
@@ -171,7 +171,55 @@
               <w:pStyle w:val="Compact"/>
             </w:pPr>
             <w:r>
-              <w:t xml:space="preserve">First-cut consumer integration guide written after Wave 3b lands the §32 7-stage Runner (commit</w:t>
+              <w:t xml:space="preserve">r2: added a §5 mention + doc-link for the</w:t>
+            </w:r>
+            <w:r>
+              <w:t xml:space="preserve"> </w:t>
+            </w:r>
+            <w:r>
+              <w:rPr>
+                <w:rStyle w:val="VerbatimChar"/>
+              </w:rPr>
+              <w:t xml:space="preserve">HERALD_&lt;CHANNEL&gt;_OPERATOR_USERNAME</w:t>
+            </w:r>
+            <w:r>
+              <w:t xml:space="preserve"> </w:t>
+            </w:r>
+            <w:r>
+              <w:t xml:space="preserve">operator env var and the participant/attribution contract (</w:t>
+            </w:r>
+            <w:r>
+              <w:rPr>
+                <w:rStyle w:val="VerbatimChar"/>
+              </w:rPr>
+              <w:t xml:space="preserve">docs/design/PARTICIPANT_ATTRIBUTION.md</w:t>
+            </w:r>
+            <w:r>
+              <w:t xml:space="preserve">) driving</w:t>
+            </w:r>
+            <w:r>
+              <w:t xml:space="preserve"> </w:t>
+            </w:r>
+            <w:r>
+              <w:rPr>
+                <w:rStyle w:val="VerbatimChar"/>
+              </w:rPr>
+              <w:t xml:space="preserve">created_by</w:t>
+            </w:r>
+            <w:r>
+              <w:t xml:space="preserve">/</w:t>
+            </w:r>
+            <w:r>
+              <w:rPr>
+                <w:rStyle w:val="VerbatimChar"/>
+              </w:rPr>
+              <w:t xml:space="preserve">assigned_to</w:t>
+            </w:r>
+            <w:r>
+              <w:t xml:space="preserve"> </w:t>
+            </w:r>
+            <w:r>
+              <w:t xml:space="preserve">attribution + notification @-tagging. First-cut consumer integration guide written after Wave 3b lands the §32 7-stage Runner (commit</w:t>
             </w:r>
             <w:r>
               <w:t xml:space="preserve"> </w:t>
@@ -2797,7 +2845,7 @@
       </w:r>
     </w:p>
     <w:bookmarkEnd w:id="13"/>
-    <w:bookmarkStart w:id="14" w:name="X6039bcf169f44f0429520daf1ccef82b837aad4"/>
+    <w:bookmarkStart w:id="17" w:name="X6039bcf169f44f0429520daf1ccef82b837aad4"/>
     <w:p>
       <w:pPr>
         <w:pStyle w:val="Heading2"/>
@@ -3348,14 +3396,158 @@
       </w:r>
     </w:p>
     <w:p>
+      <w:pPr>
+        <w:pStyle w:val="BodyText"/>
+      </w:pPr>
+      <w:r>
+        <w:rPr>
+          <w:b/>
+          <w:bCs/>
+        </w:rPr>
+        <w:t xml:space="preserve">Operator identity for attribution + @-tagging.</w:t>
+      </w:r>
+      <w:r>
+        <w:t xml:space="preserve"> </w:t>
+      </w:r>
+      <w:r>
+        <w:t xml:space="preserve">Set</w:t>
+      </w:r>
+      <w:r>
+        <w:t xml:space="preserve"> </w:t>
+      </w:r>
+      <w:r>
+        <w:rPr>
+          <w:rStyle w:val="VerbatimChar"/>
+        </w:rPr>
+        <w:t xml:space="preserve">HERALD_TGRAM_OPERATOR_USERNAME</w:t>
+      </w:r>
+      <w:r>
+        <w:t xml:space="preserve"> </w:t>
+      </w:r>
+      <w:r>
+        <w:t xml:space="preserve">(e.g.</w:t>
+      </w:r>
+      <w:r>
+        <w:t xml:space="preserve"> </w:t>
+      </w:r>
+      <w:r>
+        <w:rPr>
+          <w:rStyle w:val="VerbatimChar"/>
+        </w:rPr>
+        <w:t xml:space="preserve">@milos85vasic</w:t>
+      </w:r>
+      <w:r>
+        <w:t xml:space="preserve">; generalizes to</w:t>
+      </w:r>
+      <w:r>
+        <w:t xml:space="preserve"> </w:t>
+      </w:r>
+      <w:r>
+        <w:rPr>
+          <w:rStyle w:val="VerbatimChar"/>
+        </w:rPr>
+        <w:t xml:space="preserve">HERALD_&lt;CHANNEL&gt;_OPERATOR_USERNAME</w:t>
+      </w:r>
+      <w:r>
+        <w:t xml:space="preserve">) to designate yourself as the operator. It drives workable-item</w:t>
+      </w:r>
+      <w:r>
+        <w:t xml:space="preserve"> </w:t>
+      </w:r>
+      <w:r>
+        <w:rPr>
+          <w:rStyle w:val="VerbatimChar"/>
+        </w:rPr>
+        <w:t xml:space="preserve">created_by</w:t>
+      </w:r>
+      <w:r>
+        <w:t xml:space="preserve">/</w:t>
+      </w:r>
+      <w:r>
+        <w:rPr>
+          <w:rStyle w:val="VerbatimChar"/>
+        </w:rPr>
+        <w:t xml:space="preserve">assigned_to</w:t>
+      </w:r>
+      <w:r>
+        <w:t xml:space="preserve"> </w:t>
+      </w:r>
+      <w:r>
+        <w:t xml:space="preserve">attribution and the notification @-tagging matrix (the operator and the</w:t>
+      </w:r>
+      <w:r>
+        <w:t xml:space="preserve"> </w:t>
+      </w:r>
+      <w:r>
+        <w:rPr>
+          <w:rStyle w:val="VerbatimChar"/>
+        </w:rPr>
+        <w:t xml:space="preserve">Claude</w:t>
+      </w:r>
+      <w:r>
+        <w:t xml:space="preserve"> </w:t>
+      </w:r>
+      <w:r>
+        <w:t xml:space="preserve">system agent are never tagged). Authoritative contract:</w:t>
+      </w:r>
+      <w:r>
+        <w:t xml:space="preserve"> </w:t>
+      </w:r>
+      <w:hyperlink r:id="rId14">
+        <w:r>
+          <w:rPr>
+            <w:rStyle w:val="VerbatimChar"/>
+          </w:rPr>
+          <w:t xml:space="preserve">docs/design/PARTICIPANT_ATTRIBUTION.md</w:t>
+        </w:r>
+      </w:hyperlink>
+      <w:r>
+        <w:t xml:space="preserve">; operator setup in</w:t>
+      </w:r>
+      <w:r>
+        <w:t xml:space="preserve"> </w:t>
+      </w:r>
+      <w:hyperlink r:id="rId15">
+        <w:r>
+          <w:rPr>
+            <w:rStyle w:val="VerbatimChar"/>
+          </w:rPr>
+          <w:t xml:space="preserve">docs/guides/OPERATOR_CREDENTIALS.md</w:t>
+        </w:r>
+      </w:hyperlink>
+      <w:r>
+        <w:t xml:space="preserve"> </w:t>
+      </w:r>
+      <w:r>
+        <w:t xml:space="preserve">Step 4b; full behaviour in</w:t>
+      </w:r>
+      <w:r>
+        <w:t xml:space="preserve"> </w:t>
+      </w:r>
+      <w:hyperlink r:id="rId16">
+        <w:r>
+          <w:rPr>
+            <w:rStyle w:val="VerbatimChar"/>
+          </w:rPr>
+          <w:t xml:space="preserve">docs/guides/WORKABLE_ITEMS_INTEGRATION.md</w:t>
+        </w:r>
+      </w:hyperlink>
+      <w:r>
+        <w:t xml:space="preserve"> </w:t>
+      </w:r>
+      <w:r>
+        <w:t xml:space="preserve">§3.6–§3.8.</w:t>
+      </w:r>
+    </w:p>
+    <w:p>
       <w:r>
         <w:pict>
           <v:rect style="width:0;height:1.5pt" o:hralign="center" o:hrstd="t" o:hr="t"/>
         </w:pict>
       </w:r>
     </w:p>
-    <w:bookmarkEnd w:id="14"/>
-    <w:bookmarkStart w:id="15" w:name="Xc94786b214f3a23d10d9cfb971ebade6af883ec"/>
+    <w:bookmarkEnd w:id="17"/>
+    <w:bookmarkStart w:id="18" w:name="Xc94786b214f3a23d10d9cfb971ebade6af883ec"/>
     <w:p>
       <w:pPr>
         <w:pStyle w:val="Heading2"/>
@@ -3947,8 +4139,8 @@
         </w:pict>
       </w:r>
     </w:p>
-    <w:bookmarkEnd w:id="15"/>
-    <w:bookmarkStart w:id="16" w:name="Xdf3db7f527c4e511fe87463d0f2e8e1f6767d05"/>
+    <w:bookmarkEnd w:id="18"/>
+    <w:bookmarkStart w:id="19" w:name="Xdf3db7f527c4e511fe87463d0f2e8e1f6767d05"/>
     <w:p>
       <w:pPr>
         <w:pStyle w:val="Heading2"/>
@@ -4432,8 +4624,8 @@
         </w:pict>
       </w:r>
     </w:p>
-    <w:bookmarkEnd w:id="16"/>
-    <w:bookmarkStart w:id="17" w:name="Xdaca685e81167cca5ba346ac5ce36c8045744d2"/>
+    <w:bookmarkEnd w:id="19"/>
+    <w:bookmarkStart w:id="20" w:name="Xdaca685e81167cca5ba346ac5ce36c8045744d2"/>
     <w:p>
       <w:pPr>
         <w:pStyle w:val="Heading2"/>
@@ -5775,8 +5967,8 @@
         </w:pict>
       </w:r>
     </w:p>
-    <w:bookmarkEnd w:id="17"/>
-    <w:bookmarkStart w:id="18" w:name="X069e60bd4d5528c7d4dfa4debd65d654ad525dc"/>
+    <w:bookmarkEnd w:id="20"/>
+    <w:bookmarkStart w:id="21" w:name="X069e60bd4d5528c7d4dfa4debd65d654ad525dc"/>
     <w:p>
       <w:pPr>
         <w:pStyle w:val="Heading2"/>
@@ -6217,8 +6409,8 @@
         </w:pict>
       </w:r>
     </w:p>
-    <w:bookmarkEnd w:id="18"/>
-    <w:bookmarkStart w:id="27" w:name="Xb80019af4b0278a28ad9873c084254318a412e6"/>
+    <w:bookmarkEnd w:id="21"/>
+    <w:bookmarkStart w:id="30" w:name="Xb80019af4b0278a28ad9873c084254318a412e6"/>
     <w:p>
       <w:pPr>
         <w:pStyle w:val="Heading2"/>
@@ -6422,7 +6614,7 @@
             <w:pPr>
               <w:pStyle w:val="Compact"/>
             </w:pPr>
-            <w:hyperlink r:id="rId19">
+            <w:hyperlink r:id="rId22">
               <w:r>
                 <w:rPr>
                   <w:rStyle w:val="VerbatimChar"/>
@@ -6493,7 +6685,7 @@
             <w:pPr>
               <w:pStyle w:val="Compact"/>
             </w:pPr>
-            <w:hyperlink r:id="rId20">
+            <w:hyperlink r:id="rId23">
               <w:r>
                 <w:rPr>
                   <w:rStyle w:val="VerbatimChar"/>
@@ -6564,7 +6756,7 @@
             <w:pPr>
               <w:pStyle w:val="Compact"/>
             </w:pPr>
-            <w:hyperlink r:id="rId21">
+            <w:hyperlink r:id="rId24">
               <w:r>
                 <w:rPr>
                   <w:rStyle w:val="VerbatimChar"/>
@@ -6635,7 +6827,7 @@
             <w:pPr>
               <w:pStyle w:val="Compact"/>
             </w:pPr>
-            <w:hyperlink r:id="rId22">
+            <w:hyperlink r:id="rId25">
               <w:r>
                 <w:rPr>
                   <w:rStyle w:val="VerbatimChar"/>
@@ -6697,7 +6889,7 @@
             <w:pPr>
               <w:pStyle w:val="Compact"/>
             </w:pPr>
-            <w:hyperlink r:id="rId23">
+            <w:hyperlink r:id="rId26">
               <w:r>
                 <w:rPr>
                   <w:rStyle w:val="VerbatimChar"/>
@@ -6759,7 +6951,7 @@
             <w:pPr>
               <w:pStyle w:val="Compact"/>
             </w:pPr>
-            <w:hyperlink r:id="rId24">
+            <w:hyperlink r:id="rId27">
               <w:r>
                 <w:rPr>
                   <w:rStyle w:val="VerbatimChar"/>
@@ -6821,7 +7013,7 @@
             <w:pPr>
               <w:pStyle w:val="Compact"/>
             </w:pPr>
-            <w:hyperlink r:id="rId25">
+            <w:hyperlink r:id="rId28">
               <w:r>
                 <w:rPr>
                   <w:rStyle w:val="VerbatimChar"/>
@@ -6883,7 +7075,7 @@
             <w:pPr>
               <w:pStyle w:val="Compact"/>
             </w:pPr>
-            <w:hyperlink r:id="rId26">
+            <w:hyperlink r:id="rId29">
               <w:r>
                 <w:rPr>
                   <w:rStyle w:val="VerbatimChar"/>
@@ -7003,8 +7195,8 @@
         </w:pict>
       </w:r>
     </w:p>
-    <w:bookmarkEnd w:id="27"/>
-    <w:bookmarkStart w:id="28" w:name="Xd9e52389dfbb4b197d8401667ba1da8754bbd24"/>
+    <w:bookmarkEnd w:id="30"/>
+    <w:bookmarkStart w:id="31" w:name="Xd9e52389dfbb4b197d8401667ba1da8754bbd24"/>
     <w:p>
       <w:pPr>
         <w:pStyle w:val="Heading2"/>
@@ -7290,8 +7482,8 @@
         </w:pict>
       </w:r>
     </w:p>
-    <w:bookmarkEnd w:id="28"/>
-    <w:bookmarkStart w:id="29" w:name="Xe308091aa19f684c4575bc692646ad4cc8c515f"/>
+    <w:bookmarkEnd w:id="31"/>
+    <w:bookmarkStart w:id="32" w:name="Xe308091aa19f684c4575bc692646ad4cc8c515f"/>
     <w:p>
       <w:pPr>
         <w:pStyle w:val="Heading2"/>
@@ -7693,8 +7885,8 @@
         </w:pict>
       </w:r>
     </w:p>
-    <w:bookmarkEnd w:id="29"/>
-    <w:bookmarkStart w:id="30" w:name="X0190460303b275610bec12c118a96885943298f"/>
+    <w:bookmarkEnd w:id="32"/>
+    <w:bookmarkStart w:id="33" w:name="X0190460303b275610bec12c118a96885943298f"/>
     <w:p>
       <w:pPr>
         <w:pStyle w:val="Heading2"/>
@@ -7966,8 +8158,8 @@
         </w:pict>
       </w:r>
     </w:p>
-    <w:bookmarkEnd w:id="30"/>
-    <w:bookmarkStart w:id="31" w:name="X023cd97a7ee135742418b92e0aae04cad749920"/>
+    <w:bookmarkEnd w:id="33"/>
+    <w:bookmarkStart w:id="34" w:name="X023cd97a7ee135742418b92e0aae04cad749920"/>
     <w:p>
       <w:pPr>
         <w:pStyle w:val="Heading2"/>
@@ -8408,8 +8600,8 @@
         </w:pict>
       </w:r>
     </w:p>
-    <w:bookmarkEnd w:id="31"/>
-    <w:bookmarkStart w:id="32" w:name="quick-checklist-for-a-fresh-integration"/>
+    <w:bookmarkEnd w:id="34"/>
+    <w:bookmarkStart w:id="35" w:name="quick-checklist-for-a-fresh-integration"/>
     <w:p>
       <w:pPr>
         <w:pStyle w:val="Heading2"/>
@@ -8701,8 +8893,8 @@
         </w:pict>
       </w:r>
     </w:p>
-    <w:bookmarkEnd w:id="32"/>
-    <w:bookmarkStart w:id="38" w:name="sources-verified"/>
+    <w:bookmarkEnd w:id="35"/>
+    <w:bookmarkStart w:id="41" w:name="sources-verified"/>
     <w:p>
       <w:pPr>
         <w:pStyle w:val="Heading2"/>
@@ -8804,7 +8996,7 @@
             <w:pPr>
               <w:pStyle w:val="Compact"/>
             </w:pPr>
-            <w:hyperlink r:id="rId33">
+            <w:hyperlink r:id="rId36">
               <w:r>
                 <w:rPr>
                   <w:rStyle w:val="Hyperlink"/>
@@ -8898,7 +9090,7 @@
             <w:pPr>
               <w:pStyle w:val="Compact"/>
             </w:pPr>
-            <w:hyperlink r:id="rId34">
+            <w:hyperlink r:id="rId37">
               <w:r>
                 <w:rPr>
                   <w:rStyle w:val="Hyperlink"/>
@@ -8950,7 +9142,7 @@
             <w:pPr>
               <w:pStyle w:val="Compact"/>
             </w:pPr>
-            <w:hyperlink r:id="rId35">
+            <w:hyperlink r:id="rId38">
               <w:r>
                 <w:rPr>
                   <w:rStyle w:val="Hyperlink"/>
@@ -9026,7 +9218,7 @@
             <w:pPr>
               <w:pStyle w:val="Compact"/>
             </w:pPr>
-            <w:hyperlink r:id="rId36">
+            <w:hyperlink r:id="rId39">
               <w:r>
                 <w:rPr>
                   <w:rStyle w:val="Hyperlink"/>
@@ -9075,7 +9267,7 @@
             <w:pPr>
               <w:pStyle w:val="Compact"/>
             </w:pPr>
-            <w:hyperlink r:id="rId37">
+            <w:hyperlink r:id="rId40">
               <w:r>
                 <w:rPr>
                   <w:rStyle w:val="Hyperlink"/>
@@ -9348,8 +9540,8 @@
         <w:t xml:space="preserve">). The guide's mission-statement, repository-layout, and constitution-discovery sections track Herald's own internal contracts and are not externally-time-bound — refresh on Herald breaking changes (spec V3 rev bumps, workspace-module additions, mirror-host changes).</w:t>
       </w:r>
     </w:p>
-    <w:bookmarkEnd w:id="38"/>
-    <w:bookmarkEnd w:id="39"/>
+    <w:bookmarkEnd w:id="41"/>
+    <w:bookmarkEnd w:id="42"/>
     <w:sectPr>
       <w:footnotePr>
         <w:numRestart w:val="eachSect"/>

--- a/docs/INTEGRATION.docx
+++ b/docs/INTEGRATION.docx
@@ -10,7 +10,7 @@
         <w:t xml:space="preserve">Herald</w:t>
       </w:r>
     </w:p>
-    <w:bookmarkStart w:id="42" w:name="herald--integration-guide"/>
+    <w:bookmarkStart w:id="44" w:name="herald--integration-guide"/>
     <w:p>
       <w:pPr>
         <w:pStyle w:val="Heading1"/>
@@ -75,7 +75,7 @@
               <w:pStyle w:val="Compact"/>
             </w:pPr>
             <w:r>
-              <w:t xml:space="preserve">2</w:t>
+              <w:t xml:space="preserve">3</w:t>
             </w:r>
           </w:p>
         </w:tc>
@@ -171,7 +171,64 @@
               <w:pStyle w:val="Compact"/>
             </w:pPr>
             <w:r>
-              <w:t xml:space="preserve">r2: added a §5 mention + doc-link for the</w:t>
+              <w:t xml:space="preserve">r3: added a §5 mention + doc-link that subscribers speak plain natural language (no command syntax) and the System determines intent via the three-tier discipline (command-recognition fast-path → Claude Code intent inference →</w:t>
+            </w:r>
+            <w:r>
+              <w:t xml:space="preserve"> </w:t>
+            </w:r>
+            <w:r>
+              <w:rPr>
+                <w:rStyle w:val="VerbatimChar"/>
+              </w:rPr>
+              <w:t xml:space="preserve">clarify</w:t>
+            </w:r>
+            <w:r>
+              <w:t xml:space="preserve"> </w:t>
+            </w:r>
+            <w:r>
+              <w:t xml:space="preserve">reply-tag-and-ask fallback), never guessing / never ignoring — authoritative contract</w:t>
+            </w:r>
+            <w:r>
+              <w:t xml:space="preserve"> </w:t>
+            </w:r>
+            <w:r>
+              <w:rPr>
+                <w:rStyle w:val="VerbatimChar"/>
+              </w:rPr>
+              <w:t xml:space="preserve">docs/design/INTENT_RECOGNITION.md</w:t>
+            </w:r>
+            <w:r>
+              <w:t xml:space="preserve">, detail in</w:t>
+            </w:r>
+            <w:r>
+              <w:t xml:space="preserve"> </w:t>
+            </w:r>
+            <w:r>
+              <w:rPr>
+                <w:rStyle w:val="VerbatimChar"/>
+              </w:rPr>
+              <w:t xml:space="preserve">MESSENGER_CHANNELS.md</w:t>
+            </w:r>
+            <w:r>
+              <w:t xml:space="preserve"> </w:t>
+            </w:r>
+            <w:r>
+              <w:t xml:space="preserve">§6B +</w:t>
+            </w:r>
+            <w:r>
+              <w:t xml:space="preserve"> </w:t>
+            </w:r>
+            <w:r>
+              <w:rPr>
+                <w:rStyle w:val="VerbatimChar"/>
+              </w:rPr>
+              <w:t xml:space="preserve">PHERALD.md</w:t>
+            </w:r>
+            <w:r>
+              <w:t xml:space="preserve"> </w:t>
+            </w:r>
+            <w:r>
+              <w:t xml:space="preserve">§5. Prior r2: added a §5 mention + doc-link for the</w:t>
             </w:r>
             <w:r>
               <w:t xml:space="preserve"> </w:t>
@@ -2845,7 +2902,7 @@
       </w:r>
     </w:p>
     <w:bookmarkEnd w:id="13"/>
-    <w:bookmarkStart w:id="17" w:name="X6039bcf169f44f0429520daf1ccef82b837aad4"/>
+    <w:bookmarkStart w:id="20" w:name="X6039bcf169f44f0429520daf1ccef82b837aad4"/>
     <w:p>
       <w:pPr>
         <w:pStyle w:val="Heading2"/>
@@ -3540,14 +3597,122 @@
       </w:r>
     </w:p>
     <w:p>
+      <w:pPr>
+        <w:pStyle w:val="BodyText"/>
+      </w:pPr>
+      <w:r>
+        <w:rPr>
+          <w:b/>
+          <w:bCs/>
+        </w:rPr>
+        <w:t xml:space="preserve">Intent recognition — subscribers speak plain natural language.</w:t>
+      </w:r>
+      <w:r>
+        <w:t xml:space="preserve"> </w:t>
+      </w:r>
+      <w:r>
+        <w:t xml:space="preserve">Subscribers writing to a Herald channel (e.g. via</w:t>
+      </w:r>
+      <w:r>
+        <w:t xml:space="preserve"> </w:t>
+      </w:r>
+      <w:r>
+        <w:rPr>
+          <w:rStyle w:val="VerbatimChar"/>
+        </w:rPr>
+        <w:t xml:space="preserve">pherald listen</w:t>
+      </w:r>
+      <w:r>
+        <w:t xml:space="preserve">) do NOT need to know any command syntax (no</w:t>
+      </w:r>
+      <w:r>
+        <w:t xml:space="preserve"> </w:t>
+      </w:r>
+      <w:r>
+        <w:rPr>
+          <w:rStyle w:val="VerbatimChar"/>
+        </w:rPr>
+        <w:t xml:space="preserve">COMMAND:</w:t>
+      </w:r>
+      <w:r>
+        <w:t xml:space="preserve"> </w:t>
+      </w:r>
+      <w:r>
+        <w:t xml:space="preserve">prefix). They send a clear message in their own words and the System determines the intent via a three-tier discipline — a deterministic command-recognition fast-path, then Claude Code intent inference, then a</w:t>
+      </w:r>
+      <w:r>
+        <w:t xml:space="preserve"> </w:t>
+      </w:r>
+      <w:r>
+        <w:rPr>
+          <w:rStyle w:val="VerbatimChar"/>
+        </w:rPr>
+        <w:t xml:space="preserve">clarify</w:t>
+      </w:r>
+      <w:r>
+        <w:t xml:space="preserve"> </w:t>
+      </w:r>
+      <w:r>
+        <w:t xml:space="preserve">fallback that replies, @-tags the sender, and asks a precise clarifying question. The System never guesses an action and never ignores a message. Authoritative contract:</w:t>
+      </w:r>
+      <w:r>
+        <w:t xml:space="preserve"> </w:t>
+      </w:r>
+      <w:hyperlink r:id="rId17">
+        <w:r>
+          <w:rPr>
+            <w:rStyle w:val="VerbatimChar"/>
+          </w:rPr>
+          <w:t xml:space="preserve">docs/design/INTENT_RECOGNITION.md</w:t>
+        </w:r>
+      </w:hyperlink>
+      <w:r>
+        <w:t xml:space="preserve">; operator-facing detail in</w:t>
+      </w:r>
+      <w:r>
+        <w:t xml:space="preserve"> </w:t>
+      </w:r>
+      <w:hyperlink r:id="rId18">
+        <w:r>
+          <w:rPr>
+            <w:rStyle w:val="VerbatimChar"/>
+          </w:rPr>
+          <w:t xml:space="preserve">docs/guides/MESSENGER_CHANNELS.md</w:t>
+        </w:r>
+      </w:hyperlink>
+      <w:r>
+        <w:t xml:space="preserve"> </w:t>
+      </w:r>
+      <w:r>
+        <w:t xml:space="preserve">§6B and</w:t>
+      </w:r>
+      <w:r>
+        <w:t xml:space="preserve"> </w:t>
+      </w:r>
+      <w:hyperlink r:id="rId19">
+        <w:r>
+          <w:rPr>
+            <w:rStyle w:val="VerbatimChar"/>
+          </w:rPr>
+          <w:t xml:space="preserve">docs/guides/PHERALD.md</w:t>
+        </w:r>
+      </w:hyperlink>
+      <w:r>
+        <w:t xml:space="preserve"> </w:t>
+      </w:r>
+      <w:r>
+        <w:t xml:space="preserve">§5.</w:t>
+      </w:r>
+    </w:p>
+    <w:p>
       <w:r>
         <w:pict>
           <v:rect style="width:0;height:1.5pt" o:hralign="center" o:hrstd="t" o:hr="t"/>
         </w:pict>
       </w:r>
     </w:p>
-    <w:bookmarkEnd w:id="17"/>
-    <w:bookmarkStart w:id="18" w:name="Xc94786b214f3a23d10d9cfb971ebade6af883ec"/>
+    <w:bookmarkEnd w:id="20"/>
+    <w:bookmarkStart w:id="21" w:name="Xc94786b214f3a23d10d9cfb971ebade6af883ec"/>
     <w:p>
       <w:pPr>
         <w:pStyle w:val="Heading2"/>
@@ -4139,8 +4304,8 @@
         </w:pict>
       </w:r>
     </w:p>
-    <w:bookmarkEnd w:id="18"/>
-    <w:bookmarkStart w:id="19" w:name="Xdf3db7f527c4e511fe87463d0f2e8e1f6767d05"/>
+    <w:bookmarkEnd w:id="21"/>
+    <w:bookmarkStart w:id="22" w:name="Xdf3db7f527c4e511fe87463d0f2e8e1f6767d05"/>
     <w:p>
       <w:pPr>
         <w:pStyle w:val="Heading2"/>
@@ -4624,8 +4789,8 @@
         </w:pict>
       </w:r>
     </w:p>
-    <w:bookmarkEnd w:id="19"/>
-    <w:bookmarkStart w:id="20" w:name="Xdaca685e81167cca5ba346ac5ce36c8045744d2"/>
+    <w:bookmarkEnd w:id="22"/>
+    <w:bookmarkStart w:id="23" w:name="Xdaca685e81167cca5ba346ac5ce36c8045744d2"/>
     <w:p>
       <w:pPr>
         <w:pStyle w:val="Heading2"/>
@@ -5967,8 +6132,8 @@
         </w:pict>
       </w:r>
     </w:p>
-    <w:bookmarkEnd w:id="20"/>
-    <w:bookmarkStart w:id="21" w:name="X069e60bd4d5528c7d4dfa4debd65d654ad525dc"/>
+    <w:bookmarkEnd w:id="23"/>
+    <w:bookmarkStart w:id="24" w:name="X069e60bd4d5528c7d4dfa4debd65d654ad525dc"/>
     <w:p>
       <w:pPr>
         <w:pStyle w:val="Heading2"/>
@@ -6409,8 +6574,8 @@
         </w:pict>
       </w:r>
     </w:p>
-    <w:bookmarkEnd w:id="21"/>
-    <w:bookmarkStart w:id="30" w:name="Xb80019af4b0278a28ad9873c084254318a412e6"/>
+    <w:bookmarkEnd w:id="24"/>
+    <w:bookmarkStart w:id="32" w:name="Xb80019af4b0278a28ad9873c084254318a412e6"/>
     <w:p>
       <w:pPr>
         <w:pStyle w:val="Heading2"/>
@@ -6614,7 +6779,7 @@
             <w:pPr>
               <w:pStyle w:val="Compact"/>
             </w:pPr>
-            <w:hyperlink r:id="rId22">
+            <w:hyperlink r:id="rId19">
               <w:r>
                 <w:rPr>
                   <w:rStyle w:val="VerbatimChar"/>
@@ -6685,7 +6850,7 @@
             <w:pPr>
               <w:pStyle w:val="Compact"/>
             </w:pPr>
-            <w:hyperlink r:id="rId23">
+            <w:hyperlink r:id="rId25">
               <w:r>
                 <w:rPr>
                   <w:rStyle w:val="VerbatimChar"/>
@@ -6756,7 +6921,7 @@
             <w:pPr>
               <w:pStyle w:val="Compact"/>
             </w:pPr>
-            <w:hyperlink r:id="rId24">
+            <w:hyperlink r:id="rId26">
               <w:r>
                 <w:rPr>
                   <w:rStyle w:val="VerbatimChar"/>
@@ -6827,7 +6992,7 @@
             <w:pPr>
               <w:pStyle w:val="Compact"/>
             </w:pPr>
-            <w:hyperlink r:id="rId25">
+            <w:hyperlink r:id="rId27">
               <w:r>
                 <w:rPr>
                   <w:rStyle w:val="VerbatimChar"/>
@@ -6889,7 +7054,7 @@
             <w:pPr>
               <w:pStyle w:val="Compact"/>
             </w:pPr>
-            <w:hyperlink r:id="rId26">
+            <w:hyperlink r:id="rId28">
               <w:r>
                 <w:rPr>
                   <w:rStyle w:val="VerbatimChar"/>
@@ -6951,7 +7116,7 @@
             <w:pPr>
               <w:pStyle w:val="Compact"/>
             </w:pPr>
-            <w:hyperlink r:id="rId27">
+            <w:hyperlink r:id="rId29">
               <w:r>
                 <w:rPr>
                   <w:rStyle w:val="VerbatimChar"/>
@@ -7013,7 +7178,7 @@
             <w:pPr>
               <w:pStyle w:val="Compact"/>
             </w:pPr>
-            <w:hyperlink r:id="rId28">
+            <w:hyperlink r:id="rId30">
               <w:r>
                 <w:rPr>
                   <w:rStyle w:val="VerbatimChar"/>
@@ -7075,7 +7240,7 @@
             <w:pPr>
               <w:pStyle w:val="Compact"/>
             </w:pPr>
-            <w:hyperlink r:id="rId29">
+            <w:hyperlink r:id="rId31">
               <w:r>
                 <w:rPr>
                   <w:rStyle w:val="VerbatimChar"/>
@@ -7195,8 +7360,8 @@
         </w:pict>
       </w:r>
     </w:p>
-    <w:bookmarkEnd w:id="30"/>
-    <w:bookmarkStart w:id="31" w:name="Xd9e52389dfbb4b197d8401667ba1da8754bbd24"/>
+    <w:bookmarkEnd w:id="32"/>
+    <w:bookmarkStart w:id="33" w:name="Xd9e52389dfbb4b197d8401667ba1da8754bbd24"/>
     <w:p>
       <w:pPr>
         <w:pStyle w:val="Heading2"/>
@@ -7482,8 +7647,8 @@
         </w:pict>
       </w:r>
     </w:p>
-    <w:bookmarkEnd w:id="31"/>
-    <w:bookmarkStart w:id="32" w:name="Xe308091aa19f684c4575bc692646ad4cc8c515f"/>
+    <w:bookmarkEnd w:id="33"/>
+    <w:bookmarkStart w:id="34" w:name="Xe308091aa19f684c4575bc692646ad4cc8c515f"/>
     <w:p>
       <w:pPr>
         <w:pStyle w:val="Heading2"/>
@@ -7885,8 +8050,8 @@
         </w:pict>
       </w:r>
     </w:p>
-    <w:bookmarkEnd w:id="32"/>
-    <w:bookmarkStart w:id="33" w:name="X0190460303b275610bec12c118a96885943298f"/>
+    <w:bookmarkEnd w:id="34"/>
+    <w:bookmarkStart w:id="35" w:name="X0190460303b275610bec12c118a96885943298f"/>
     <w:p>
       <w:pPr>
         <w:pStyle w:val="Heading2"/>
@@ -8158,8 +8323,8 @@
         </w:pict>
       </w:r>
     </w:p>
-    <w:bookmarkEnd w:id="33"/>
-    <w:bookmarkStart w:id="34" w:name="X023cd97a7ee135742418b92e0aae04cad749920"/>
+    <w:bookmarkEnd w:id="35"/>
+    <w:bookmarkStart w:id="36" w:name="X023cd97a7ee135742418b92e0aae04cad749920"/>
     <w:p>
       <w:pPr>
         <w:pStyle w:val="Heading2"/>
@@ -8600,8 +8765,8 @@
         </w:pict>
       </w:r>
     </w:p>
-    <w:bookmarkEnd w:id="34"/>
-    <w:bookmarkStart w:id="35" w:name="quick-checklist-for-a-fresh-integration"/>
+    <w:bookmarkEnd w:id="36"/>
+    <w:bookmarkStart w:id="37" w:name="quick-checklist-for-a-fresh-integration"/>
     <w:p>
       <w:pPr>
         <w:pStyle w:val="Heading2"/>
@@ -8893,8 +9058,8 @@
         </w:pict>
       </w:r>
     </w:p>
-    <w:bookmarkEnd w:id="35"/>
-    <w:bookmarkStart w:id="41" w:name="sources-verified"/>
+    <w:bookmarkEnd w:id="37"/>
+    <w:bookmarkStart w:id="43" w:name="sources-verified"/>
     <w:p>
       <w:pPr>
         <w:pStyle w:val="Heading2"/>
@@ -8996,7 +9161,7 @@
             <w:pPr>
               <w:pStyle w:val="Compact"/>
             </w:pPr>
-            <w:hyperlink r:id="rId36">
+            <w:hyperlink r:id="rId38">
               <w:r>
                 <w:rPr>
                   <w:rStyle w:val="Hyperlink"/>
@@ -9090,7 +9255,7 @@
             <w:pPr>
               <w:pStyle w:val="Compact"/>
             </w:pPr>
-            <w:hyperlink r:id="rId37">
+            <w:hyperlink r:id="rId39">
               <w:r>
                 <w:rPr>
                   <w:rStyle w:val="Hyperlink"/>
@@ -9142,7 +9307,7 @@
             <w:pPr>
               <w:pStyle w:val="Compact"/>
             </w:pPr>
-            <w:hyperlink r:id="rId38">
+            <w:hyperlink r:id="rId40">
               <w:r>
                 <w:rPr>
                   <w:rStyle w:val="Hyperlink"/>
@@ -9218,7 +9383,7 @@
             <w:pPr>
               <w:pStyle w:val="Compact"/>
             </w:pPr>
-            <w:hyperlink r:id="rId39">
+            <w:hyperlink r:id="rId41">
               <w:r>
                 <w:rPr>
                   <w:rStyle w:val="Hyperlink"/>
@@ -9267,7 +9432,7 @@
             <w:pPr>
               <w:pStyle w:val="Compact"/>
             </w:pPr>
-            <w:hyperlink r:id="rId40">
+            <w:hyperlink r:id="rId42">
               <w:r>
                 <w:rPr>
                   <w:rStyle w:val="Hyperlink"/>
@@ -9540,8 +9705,8 @@
         <w:t xml:space="preserve">). The guide's mission-statement, repository-layout, and constitution-discovery sections track Herald's own internal contracts and are not externally-time-bound — refresh on Herald breaking changes (spec V3 rev bumps, workspace-module additions, mirror-host changes).</w:t>
       </w:r>
     </w:p>
-    <w:bookmarkEnd w:id="41"/>
-    <w:bookmarkEnd w:id="42"/>
+    <w:bookmarkEnd w:id="43"/>
+    <w:bookmarkEnd w:id="44"/>
     <w:sectPr>
       <w:footnotePr>
         <w:numRestart w:val="eachSect"/>

--- a/docs/INTEGRATION.docx
+++ b/docs/INTEGRATION.docx
@@ -8674,7 +8674,7 @@
         <w:rPr>
           <w:rStyle w:val="VerbatimChar"/>
         </w:rPr>
-        <w:t xml:space="preserve">docs/specs/mvp/specification.V3.md</w:t>
+        <w:t xml:space="preserve">docs/specs/mvp/specification.V4.md</w:t>
       </w:r>
       <w:r>
         <w:t xml:space="preserve">.</w:t>
@@ -9488,7 +9488,7 @@
               <w:rPr>
                 <w:rStyle w:val="VerbatimChar"/>
               </w:rPr>
-              <w:t xml:space="preserve">docs/specs/mvp/specification.V3.md</w:t>
+              <w:t xml:space="preserve">docs/specs/mvp/specification.V4.md</w:t>
             </w:r>
           </w:p>
         </w:tc>
